--- a/outputs/buch-letztes-gespraech/buch-MANUSKRIPT.docx
+++ b/outputs/buch-letztes-gespraech/buch-MANUSKRIPT.docx
@@ -5483,12 +5483,108 @@
       </w:r>
     </w:p>
     <w:p>
-      <w:r>
-        <w:rPr>
-          <w:b w:val="0"/>
-          <w:i w:val="0"/>
-        </w:rPr>
-        <w:t>Als kleines Dankeschön fürs Lesen wird es dazu bald ein kostenloses Bonus-PDF geben. Schreib mir gerne an info.safetothrive@gmail.com, was sich bei dir seit dem Buch verändert hat. Ich lese jede Nachricht.</w:t>
+      <w:r/>
+      <w:r>
+        <w:rPr>
+          <w:b/>
+          <w:sz w:val="28"/>
+        </w:rPr>
+        <w:t>Dein kostenloser Bonus zum Buch</w:t>
+      </w:r>
+    </w:p>
+    <w:p>
+      <w:r>
+        <w:rPr>
+          <w:b w:val="0"/>
+        </w:rPr>
+        <w:t>Du kennst dieses Gefühl: Das Gespräch, das nie stattgefunden hat, läuft trotzdem weiter, immer wieder, in deinem Kopf.</w:t>
+      </w:r>
+    </w:p>
+    <w:p>
+      <w:r>
+        <w:rPr>
+          <w:b w:val="0"/>
+        </w:rPr>
+        <w:t>Das kostenlose Begleit-PDF hilft dir, mit sechs kurzen Übungen aus dem Buch weiterzuarbeiten, für die Zeit, in der der erste Schwung nachlässt und die eigentliche Arbeit beginnt.</w:t>
+      </w:r>
+    </w:p>
+    <w:p>
+      <w:r>
+        <w:rPr>
+          <w:b w:val="0"/>
+        </w:rPr>
+        <w:t>Du musst nicht warten, bis du dich bereit fühlst, um damit anzufangen.</w:t>
+      </w:r>
+    </w:p>
+    <w:p>
+      <w:r>
+        <w:rPr>
+          <w:b w:val="0"/>
+        </w:rPr>
+        <w:t>Scanne den QR-Code oder öffne den folgenden Link:</w:t>
+      </w:r>
+    </w:p>
+    <w:p>
+      <w:pPr>
+        <w:jc w:val="center"/>
+      </w:pPr>
+      <w:r>
+        <w:drawing>
+          <wp:inline xmlns:a="http://schemas.openxmlformats.org/drawingml/2006/main" xmlns:pic="http://schemas.openxmlformats.org/drawingml/2006/picture">
+            <wp:extent cx="1620000" cy="1620000"/>
+            <wp:docPr id="1" name="Picture 1"/>
+            <wp:cNvGraphicFramePr>
+              <a:graphicFrameLocks noChangeAspect="1"/>
+            </wp:cNvGraphicFramePr>
+            <a:graphic>
+              <a:graphicData uri="http://schemas.openxmlformats.org/drawingml/2006/picture">
+                <pic:pic>
+                  <pic:nvPicPr>
+                    <pic:cNvPr id="0" name="buch-letztes-gespraech-qr-freebie.png"/>
+                    <pic:cNvPicPr/>
+                  </pic:nvPicPr>
+                  <pic:blipFill>
+                    <a:blip r:embed="rId9"/>
+                    <a:stretch>
+                      <a:fillRect/>
+                    </a:stretch>
+                  </pic:blipFill>
+                  <pic:spPr>
+                    <a:xfrm>
+                      <a:off x="0" y="0"/>
+                      <a:ext cx="1620000" cy="1620000"/>
+                    </a:xfrm>
+                    <a:prstGeom prst="rect"/>
+                  </pic:spPr>
+                </pic:pic>
+              </a:graphicData>
+            </a:graphic>
+          </wp:inline>
+        </w:drawing>
+      </w:r>
+    </w:p>
+    <w:p>
+      <w:r>
+        <w:t>https://beyondlimitsnow25.mytentary.com/p/1DKSI4</w:t>
+      </w:r>
+    </w:p>
+    <w:p>
+      <w:r>
+        <w:t>Mit der Anmeldung erhältst du auch E-Mails von Petra Tanner mit Impulsen und Neuigkeiten zu ihren Büchern. Eine Abmeldung ist jederzeit möglich.</w:t>
+      </w:r>
+    </w:p>
+    <w:p/>
+    <w:p>
+      <w:r>
+        <w:rPr>
+          <w:b/>
+        </w:rPr>
+        <w:t>Petra Tanner</w:t>
+      </w:r>
+    </w:p>
+    <w:p>
+      <w:r>
+        <w:t>Autorin und Mentorin</w:t>
       </w:r>
     </w:p>
     <w:p>

--- a/outputs/buch-letztes-gespraech/buch-MANUSKRIPT.docx
+++ b/outputs/buch-letztes-gespraech/buch-MANUSKRIPT.docx
@@ -330,15 +330,6 @@
           <w:b w:val="0"/>
           <w:i w:val="0"/>
         </w:rPr>
-        <w:t>Der Unterschied zwischen Verzeihen und Vergessen</w:t>
-      </w:r>
-    </w:p>
-    <w:p>
-      <w:r>
-        <w:rPr>
-          <w:b w:val="0"/>
-          <w:i w:val="0"/>
-        </w:rPr>
         <w:t>Wenn die Person gestorben ist, bevor das Gespräch stattfand</w:t>
       </w:r>
     </w:p>
@@ -366,24 +357,6 @@
           <w:b w:val="0"/>
           <w:i w:val="0"/>
         </w:rPr>
-        <w:t>Wenn Geschwister zu Fremden werden</w:t>
-      </w:r>
-    </w:p>
-    <w:p>
-      <w:r>
-        <w:rPr>
-          <w:b w:val="0"/>
-          <w:i w:val="0"/>
-        </w:rPr>
-        <w:t>Wenn eine Freundschaft zur einseitigen Aufgabe wurde</w:t>
-      </w:r>
-    </w:p>
-    <w:p>
-      <w:r>
-        <w:rPr>
-          <w:b w:val="0"/>
-          <w:i w:val="0"/>
-        </w:rPr>
         <w:t>Zwischenspiel: Yannicks Geschichte in einem Stück</w:t>
       </w:r>
     </w:p>
@@ -456,15 +429,6 @@
           <w:b w:val="0"/>
           <w:i w:val="0"/>
         </w:rPr>
-        <w:t>Wenn Feiertage zur schwierigsten Zeit des Jahres werden</w:t>
-      </w:r>
-    </w:p>
-    <w:p>
-      <w:r>
-        <w:rPr>
-          <w:b w:val="0"/>
-          <w:i w:val="0"/>
-        </w:rPr>
         <w:t>Wenn eine Beziehung endet, aber gemeinsame Kinder bleiben</w:t>
       </w:r>
     </w:p>
@@ -475,15 +439,6 @@
           <w:i w:val="0"/>
         </w:rPr>
         <w:t>Wenn Geld ein alter Konflikt in neuem Gewand ist</w:t>
-      </w:r>
-    </w:p>
-    <w:p>
-      <w:r>
-        <w:rPr>
-          <w:b w:val="0"/>
-          <w:i w:val="0"/>
-        </w:rPr>
-        <w:t>Wenn du beginnst, dir selbst zu vertrauen</w:t>
       </w:r>
     </w:p>
     <w:p>
@@ -2490,7 +2445,7 @@
           <w:b w:val="0"/>
           <w:i w:val="0"/>
         </w:rPr>
-        <w:t>Weitergehen bedeutet nicht, die Erinnerung zu löschen oder das Geschehene kleinzureden. Es bedeutet, dass das Ereignis nicht länger die tägliche emotionale Energie bestimmt. Die Erinnerung bleibt, ihre Macht über den Alltag nimmt ab.</w:t>
+        <w:t>Weitergehen bedeutet nicht, die Erinnerung zu löschen oder das Geschehene kleinzureden. Vergessen wäre ohnehin kein realistisches Ziel, denn bedeutsame, emotional aufgeladene Erlebnisse verblassen neurologisch selten vollständig. Es bedeutet, dass das Ereignis nicht länger die tägliche emotionale Energie bestimmt. Die Erinnerung bleibt, ihre Macht über den Alltag nimmt ab.</w:t>
       </w:r>
     </w:p>
     <w:p>
@@ -2868,7 +2823,7 @@
           <w:i w:val="0"/>
           <w:sz w:val="34"/>
         </w:rPr>
-        <w:t>Der Unterschied zwischen Verzeihen und Vergessen</w:t>
+        <w:t>Wenn die Person gestorben ist, bevor das Gespräch stattfand</w:t>
       </w:r>
     </w:p>
     <w:p>
@@ -2878,7 +2833,7 @@
           <w:b w:val="0"/>
           <w:i w:val="0"/>
         </w:rPr>
-        <w:t>Viele meiden das Wort Verzeihen, weil sie es mit Vergessen verwechseln. Das sind zwei völlig unterschiedliche Vorgänge, die nichts miteinander zu tun haben.</w:t>
+        <w:t>Der Tod schliesst manche Rechnungen nicht ab, er friert sie ein. Das letzte Gespräch, das nie stattfand, wird plötzlich endgültig unmöglich, statt nur unwahrscheinlich.</w:t>
       </w:r>
     </w:p>
     <w:p>
@@ -2888,7 +2843,7 @@
           <w:b w:val="0"/>
           <w:i w:val="0"/>
         </w:rPr>
-        <w:t>Als Werner seiner Schwester nach jahrelangem Streit sagte: „Ich habe dir verziehen“, fragte sie erstaunt: „Heisst das, du hast vergessen, was war?“ Er antwortete: „Nein. Es heisst nur, dass ich aufgehört habe, es gegen dich zu verwenden.“</w:t>
+        <w:t>Als Ruedis Vater überraschend starb, mitten in einer jahrelangen Funkstille zwischen ihnen, fühlte sich Ruedi doppelt beraubt: um seinen Vater und um jede noch verbliebene Chance auf Klärung. Am Grab sprach er trotzdem, laut, allein, alles aus, was er nie hatte sagen können.</w:t>
       </w:r>
     </w:p>
     <w:p>
@@ -2908,7 +2863,7 @@
           <w:b w:val="0"/>
           <w:i w:val="0"/>
         </w:rPr>
-        <w:t>Vergessen ist ein neurologischer Vorgang, der bei bedeutsamen, emotional aufgeladenen Ereignissen selten vollständig eintritt. Verzeihen ist dagegen eine bewusste Entscheidung, die Erinnerung nicht länger als Waffe oder als tägliche Belastung zu nutzen. Beides zu vermischen führt oft dazu, dass Menschen das Verzeihen ganz vermeiden, aus Angst, damit auch die Erinnerung selbst aufgeben zu müssen.</w:t>
+        <w:t>Trauer um eine unfertige Beziehung unterscheidet sich von Trauer um eine gute, weil neben dem Verlust selbst auch der Verlust jeder zukünftigen Möglichkeit betrauert werden muss. Diese doppelte Trauer wird oft nicht als solche erkannt, was sie schwerer zu verarbeiten macht als nötig.</w:t>
       </w:r>
     </w:p>
     <w:p>
@@ -2918,7 +2873,7 @@
           <w:b/>
           <w:i w:val="0"/>
         </w:rPr>
-        <w:t>Zum Weiterdenken</w:t>
+        <w:t>Kleine Übung</w:t>
       </w:r>
     </w:p>
     <w:p>
@@ -2928,7 +2883,7 @@
           <w:b w:val="0"/>
           <w:i w:val="0"/>
         </w:rPr>
-        <w:t>Was würde sich für dich ändern, wenn Verzeihen nicht bedeuten würde, etwas zu vergessen?</w:t>
+        <w:t>Verfasse den Brief an diese Person, den du nie mehr abschicken kannst. Lies ihn danach laut vor, an einem Ort, der dir wichtig ist.</w:t>
       </w:r>
     </w:p>
     <w:p>
@@ -2938,7 +2893,7 @@
           <w:b w:val="0"/>
           <w:i w:val="0"/>
         </w:rPr>
-        <w:t>TikTok  ·  Verzeihen heisst nicht vergessen. Es heisst, aufhören, sich selbst mit der Erinnerung zu bestrafen.</w:t>
+        <w:t>TikTok  ·  Der Tod beendet ein Leben. Er muss nicht das letzte Wort über eure Geschichte haben.</w:t>
       </w:r>
     </w:p>
     <w:p>
@@ -2951,7 +2906,7 @@
           <w:i w:val="0"/>
           <w:sz w:val="34"/>
         </w:rPr>
-        <w:t>Wenn die Person gestorben ist, bevor das Gespräch stattfand</w:t>
+        <w:t>Wenn eine ganze Familie sich gegen dich stellt</w:t>
       </w:r>
     </w:p>
     <w:p>
@@ -2961,7 +2916,7 @@
           <w:b w:val="0"/>
           <w:i w:val="0"/>
         </w:rPr>
-        <w:t>Der Tod schliesst manche Rechnungen nicht ab, er friert sie ein. Das letzte Gespräch, das nie stattfand, wird plötzlich endgültig unmöglich, statt nur unwahrscheinlich.</w:t>
+        <w:t>Manchmal ist es nicht eine einzelne Person, die keine Verantwortung übernimmt. Es ist ein ganzes System, das sich einig ist, wer in der Familie das Problem darstellt, und wer nicht.</w:t>
       </w:r>
     </w:p>
     <w:p>
@@ -2971,7 +2926,7 @@
           <w:b w:val="0"/>
           <w:i w:val="0"/>
         </w:rPr>
-        <w:t>Als Ruedis Vater überraschend starb, mitten in einer jahrelangen Funkstille zwischen ihnen, fühlte sich Ruedi doppelt beraubt: um seinen Vater und um jede noch verbliebene Chance auf Klärung. Am Grab sprach er trotzdem, laut, allein, alles aus, was er nie hatte sagen können.</w:t>
+        <w:t>Als Corina anfing, offen über den emotionalen Missbrauch durch ihren Vater zu sprechen, stellten sich ihre Geschwister demonstrativ hinter ihn. Corina wurde plötzlich zur „Unruhestifterin“, obwohl sie nur benannte, was tatsächlich geschehen war.</w:t>
       </w:r>
     </w:p>
     <w:p>
@@ -2991,7 +2946,7 @@
           <w:b w:val="0"/>
           <w:i w:val="0"/>
         </w:rPr>
-        <w:t>Trauer um eine unfertige Beziehung unterscheidet sich von Trauer um eine gute, weil neben dem Verlust selbst auch der Verlust jeder zukünftigen Möglichkeit betrauert werden muss. Diese doppelte Trauer wird oft nicht als solche erkannt, was sie schwerer zu verarbeiten macht als nötig.</w:t>
+        <w:t>Familiensysteme entwickeln oft eine stille Übereinkunft darüber, welche Wahrheit erzählt werden darf, um das Gesamtsystem stabil zu halten. Wer diese Übereinkunft bricht, wird häufig zur Bedrohung erklärt, unabhängig davon, wie berechtigt die eigene Aussage ist. Das ist eine Systemreaktion, kein Urteil über den Wahrheitsgehalt.</w:t>
       </w:r>
     </w:p>
     <w:p>
@@ -3001,7 +2956,7 @@
           <w:b/>
           <w:i w:val="0"/>
         </w:rPr>
-        <w:t>Kleine Übung</w:t>
+        <w:t>Zum Weiterdenken</w:t>
       </w:r>
     </w:p>
     <w:p>
@@ -3011,7 +2966,7 @@
           <w:b w:val="0"/>
           <w:i w:val="0"/>
         </w:rPr>
-        <w:t>Schreib den Brief, den du dieser Person nie mehr schicken kannst. Lies ihn laut, an einem Ort, der dir wichtig ist.</w:t>
+        <w:t>Was würde es bedeuten, wenn die Ablehnung der Familie nichts über die Richtigkeit deiner Wahrnehmung aussagt?</w:t>
       </w:r>
     </w:p>
     <w:p>
@@ -3021,7 +2976,7 @@
           <w:b w:val="0"/>
           <w:i w:val="0"/>
         </w:rPr>
-        <w:t>TikTok  ·  Der Tod beendet ein Leben. Er muss nicht das letzte Wort über eure Geschichte haben.</w:t>
+        <w:t>TikTok  ·  Eine ganze Familie kann sich einig sein und trotzdem falsch liegen.</w:t>
       </w:r>
     </w:p>
     <w:p>
@@ -3034,7 +2989,7 @@
           <w:i w:val="0"/>
           <w:sz w:val="34"/>
         </w:rPr>
-        <w:t>Wenn eine ganze Familie sich gegen dich stellt</w:t>
+        <w:t>Wenn du für andere die Rolle der Vernünftigen spieltest</w:t>
       </w:r>
     </w:p>
     <w:p>
@@ -3044,7 +2999,7 @@
           <w:b w:val="0"/>
           <w:i w:val="0"/>
         </w:rPr>
-        <w:t>Manchmal ist es nicht eine einzelne Person, die keine Verantwortung übernimmt. Es ist ein ganzes System, das sich einig ist, wer in der Familie das Problem darstellt, und wer nicht.</w:t>
+        <w:t>In manchen Familien gibt es eine Person, die alles zusammenhält. Die vermittelt, ausgleicht, erklärt. Diese Rolle wirkt wie Stärke. Oft ist sie nur ein anderer Name für: nie gefragt worden, was man selbst braucht.</w:t>
       </w:r>
     </w:p>
     <w:p>
@@ -3054,7 +3009,7 @@
           <w:b w:val="0"/>
           <w:i w:val="0"/>
         </w:rPr>
-        <w:t>Als Corina anfing, offen über den emotionalen Missbrauch durch ihren Vater zu sprechen, stellten sich ihre Geschwister demonstrativ hinter ihn. Corina wurde plötzlich zur „Unruhestifterin“, obwohl sie nur benannte, was tatsächlich geschehen war.</w:t>
+        <w:t>Corinne war die Älteste von vier Geschwistern. Seit sie zwölf war, schlichtete sie Streit zwischen ihren Eltern. Mit vierzig merkte sie in einer Therapiesitzung zum ersten Mal, dass niemand je gefragt hatte, wie es ihr in diesen Momenten ging.</w:t>
       </w:r>
     </w:p>
     <w:p>
@@ -3074,7 +3029,7 @@
           <w:b w:val="0"/>
           <w:i w:val="0"/>
         </w:rPr>
-        <w:t>Familiensysteme entwickeln oft eine stille Übereinkunft darüber, welche Wahrheit erzählt werden darf, um das Gesamtsystem stabil zu halten. Wer diese Übereinkunft bricht, wird häufig zur Bedrohung erklärt, unabhängig davon, wie berechtigt die eigene Aussage ist. Das ist eine Systemreaktion, kein Urteil über den Wahrheitsgehalt.</w:t>
+        <w:t>Wer früh gelernt hat, für andere die Ruhe zu bewahren, verliert oft den Zugang zu den eigenen Gefühlen. Das kann sich äussern als plötzliche Erschöpfung ohne erkennbaren Grund, oder als Unfähigkeit, in Konflikten die eigene Position zu benennen.</w:t>
       </w:r>
     </w:p>
     <w:p>
@@ -3084,7 +3039,7 @@
           <w:b/>
           <w:i w:val="0"/>
         </w:rPr>
-        <w:t>Zum Weiterdenken</w:t>
+        <w:t>Kleine Übung</w:t>
       </w:r>
     </w:p>
     <w:p>
@@ -3094,7 +3049,7 @@
           <w:b w:val="0"/>
           <w:i w:val="0"/>
         </w:rPr>
-        <w:t>Was würde es bedeuten, wenn die Ablehnung der Familie nichts über die Richtigkeit deiner Wahrnehmung aussagt?</w:t>
+        <w:t>Erinnere dich an eine Familiensituation, in der du vermittelt hast. Frag dich rückblickend: Was hätte ich damals gebraucht, wenn ich es hätte sagen dürfen?</w:t>
       </w:r>
     </w:p>
     <w:p>
@@ -3104,7 +3059,7 @@
           <w:b w:val="0"/>
           <w:i w:val="0"/>
         </w:rPr>
-        <w:t>TikTok  ·  Eine ganze Familie kann sich einig sein und trotzdem falsch liegen.</w:t>
+        <w:t>TikTok · Vermitteln ist keine Persönlichkeit. Es ist eine Rolle, die man ablegen darf.</w:t>
       </w:r>
     </w:p>
     <w:p>
@@ -3117,7 +3072,7 @@
           <w:i w:val="0"/>
           <w:sz w:val="34"/>
         </w:rPr>
-        <w:t>Wenn du für andere die Rolle der Vernünftigen spieltest</w:t>
+        <w:t>Zwischenspiel: Yannicks Geschichte in einem Stück</w:t>
       </w:r>
     </w:p>
     <w:p>
@@ -3127,7 +3082,7 @@
           <w:b w:val="0"/>
           <w:i w:val="0"/>
         </w:rPr>
-        <w:t>In manchen Familien gibt es eine Person, die alles zusammenhält. Die vermittelt, ausgleicht, erklärt. Diese Rolle wirkt wie Stärke. Oft ist sie nur ein anderer Name für: nie gefragt worden, was man selbst braucht.</w:t>
+        <w:t>Yannick war neunzehn, als sein Vater auszog. Kein Streit, kein Abschied, nur ein Karton im Flur und ein Zettel mit einer neuen Adresse.</w:t>
       </w:r>
     </w:p>
     <w:p>
@@ -3137,17 +3092,17 @@
           <w:b w:val="0"/>
           <w:i w:val="0"/>
         </w:rPr>
-        <w:t>Corinne war die Älteste von vier Geschwistern. Seit sie zwölf war, schlichtete sie Streit zwischen ihren Eltern. Mit vierzig merkte sie in einer Therapiesitzung zum ersten Mal, dass niemand je gefragt hatte, wie es ihr in diesen Momenten ging.</w:t>
+        <w:t>Die ersten Monate rief er noch an, jeden Sonntag. Die Gespräche wurden kürzer. Irgendwann füllten sie nur noch fünf Minuten mit Sätzen über das Wetter.</w:t>
       </w:r>
     </w:p>
     <w:p>
       <w:pPr/>
       <w:r>
         <w:rPr>
-          <w:b/>
-          <w:i w:val="0"/>
-        </w:rPr>
-        <w:t>Was in dir wirklich passiert</w:t>
+          <w:b w:val="0"/>
+          <w:i w:val="0"/>
+        </w:rPr>
+        <w:t>Mit dreiundzwanzig hörte er auf anzurufen. Sein Vater rief nie zurück.</w:t>
       </w:r>
     </w:p>
     <w:p>
@@ -3157,17 +3112,17 @@
           <w:b w:val="0"/>
           <w:i w:val="0"/>
         </w:rPr>
-        <w:t>Wer früh gelernt hat, für andere die Ruhe zu bewahren, verliert oft den Zugang zu den eigenen Gefühlen. Das kann sich äussern als plötzliche Erschöpfung ohne erkennbaren Grund, oder als Unfähigkeit, in Konflikten die eigene Position zu benennen.</w:t>
+        <w:t>Fünf Jahre vergingen. Yannick heiratete, ohne dass sein Vater eingeladen wurde. Er wurde selbst Vater, ohne dass sein eigener Vater davon aus erster Hand erfuhr.</w:t>
       </w:r>
     </w:p>
     <w:p>
       <w:pPr/>
       <w:r>
         <w:rPr>
-          <w:b/>
-          <w:i w:val="0"/>
-        </w:rPr>
-        <w:t>Kleine Übung</w:t>
+          <w:b w:val="0"/>
+          <w:i w:val="0"/>
+        </w:rPr>
+        <w:t>Mit dreissig sass er einem Therapeuten gegenüber und sagte den Satz, den er seit Jahren nicht aussprechen konnte: „Ich glaube, ich habe aufgehört, auf ihn zu warten, aber ich habe nie aufgehört, mich zu fragen, warum.“</w:t>
       </w:r>
     </w:p>
     <w:p>
@@ -3177,7 +3132,7 @@
           <w:b w:val="0"/>
           <w:i w:val="0"/>
         </w:rPr>
-        <w:t>Erinnere dich an eine Familiensituation, in der du vermittelt hast. Frag dich rückblickend: Was hätte ich damals gebraucht, wenn ich es hätte sagen dürfen?</w:t>
+        <w:t>Der Therapeut fragte zurück: „Muss die zweite Frage beantwortet sein, damit die erste wahr bleibt?“</w:t>
       </w:r>
     </w:p>
     <w:p>
@@ -3187,7 +3142,17 @@
           <w:b w:val="0"/>
           <w:i w:val="0"/>
         </w:rPr>
-        <w:t>TikTok · Vermitteln ist keine Persönlichkeit. Es ist eine Rolle, die man ablegen darf.</w:t>
+        <w:t>Yannick brauchte Monate, um diese Frage wirklich zu verstehen. Als er sie verstand, änderte sich nichts an seinem Vater. Aber etwas änderte sich daran, wie viel Platz sein Vater noch in seinem Alltag einnahm.</w:t>
+      </w:r>
+    </w:p>
+    <w:p>
+      <w:pPr/>
+      <w:r>
+        <w:rPr>
+          <w:b w:val="0"/>
+          <w:i w:val="0"/>
+        </w:rPr>
+        <w:t>Heute schickt Yannick seinem Vater eine Karte, jedes Jahr im Dezember. Keine Erklärung, keine Frage, nur ein paar Zeilen. Nicht, weil er auf eine Antwort hofft. Sondern weil es sich für ihn richtig anfühlt, unabhängig davon, was zurückkommt.</w:t>
       </w:r>
     </w:p>
     <w:p>
@@ -3200,7 +3165,7 @@
           <w:i w:val="0"/>
           <w:sz w:val="34"/>
         </w:rPr>
-        <w:t>Wenn Geschwister zu Fremden werden</w:t>
+        <w:t>Mobbing am Arbeitsplatz, das nie aufgearbeitet wurde</w:t>
       </w:r>
     </w:p>
     <w:p>
@@ -3210,7 +3175,7 @@
           <w:b w:val="0"/>
           <w:i w:val="0"/>
         </w:rPr>
-        <w:t>Man ist im selben Haus aufgewachsen, am selben Tisch gross geworden, und trotzdem gibt es Geschwister, die sich heute fremder sind als Nachbarn, die man kaum kennt.</w:t>
+        <w:t>Manche Verletzungen tragen keinen Namen wie Familie oder Liebe. Sie tragen einen Firmennamen und ein Organigramm. Deshalb werden sie oft kleingeredet, obwohl sie genauso tief wirken.</w:t>
       </w:r>
     </w:p>
     <w:p>
@@ -3220,7 +3185,7 @@
           <w:b w:val="0"/>
           <w:i w:val="0"/>
         </w:rPr>
-        <w:t>Simon und sein Bruder Livio hatten sich seit dem Tod der Mutter nichts mehr zu sagen. Der Streit ums Erbe war nur der Anlass, nicht die Ursache. Darunter lagen zwanzig Jahre unausgesprochener Kränkungen, die keiner von beiden je benannt hatte.</w:t>
+        <w:t>Als Tobias nach zwei Jahren systematischer Ausgrenzung im Team kündigte, sagte ihm die Personalabteilung nur: „Manchmal passt es menschlich einfach nicht.“ Niemand sprach je aus, was tatsächlich passiert war. Tobias trug den Satz seiner ehemaligen Teamleiterin noch Jahre später mit sich: „Du bist einfach zu empfindlich für dieses Tempo.“</w:t>
       </w:r>
     </w:p>
     <w:p>
@@ -3240,7 +3205,7 @@
           <w:b w:val="0"/>
           <w:i w:val="0"/>
         </w:rPr>
-        <w:t>Geschwisterbeziehungen tragen oft die Last unausgesprochener Kindheitserfahrungen. Ein Streit über Äusserlichkeiten wie ein Erbe kann Jahrzehnte an ungesagten Dingen tragen, die nie direkt verhandelt wurden.</w:t>
+        <w:t>Arbeitsplatzkonflikte werden institutionell oft neutralisiert, in Formulierungen wie „kulturelle Differenzen“ oder „unterschiedliche Arbeitsstile“. Das kann es zusätzlich erschweren, die eigene Erfahrung als das zu benennen, was sie war.</w:t>
       </w:r>
     </w:p>
     <w:p>
@@ -3260,7 +3225,7 @@
           <w:b w:val="0"/>
           <w:i w:val="0"/>
         </w:rPr>
-        <w:t>Wenn du könntest, ohne Angst vor der Reaktion, was würdest du deinem Geschwister sagen? Schreib es auf. Du musst es nicht abschicken.</w:t>
+        <w:t>Halte in eigenen, unverstellten Worten fest, was in dieser Zeit tatsächlich passiert ist, ohne die beschönigenden Formulierungen, die andere benutzt haben.</w:t>
       </w:r>
     </w:p>
     <w:p>
@@ -3270,7 +3235,7 @@
           <w:b w:val="0"/>
           <w:i w:val="0"/>
         </w:rPr>
-        <w:t>TikTok · Man wählt sich seine Geschwister nicht. Man darf trotzdem entscheiden, wie viel Nähe man zulässt.</w:t>
+        <w:t>TikTok · Ein professioneller Rahmen macht eine Verletzung nicht kleiner.</w:t>
       </w:r>
     </w:p>
     <w:p>
@@ -3283,7 +3248,7 @@
           <w:i w:val="0"/>
           <w:sz w:val="34"/>
         </w:rPr>
-        <w:t>Wenn eine Freundschaft zur einseitigen Aufgabe wurde</w:t>
+        <w:t>Gewählte Familie, wenn die geborene fehlt</w:t>
       </w:r>
     </w:p>
     <w:p>
@@ -3293,7 +3258,7 @@
           <w:b w:val="0"/>
           <w:i w:val="0"/>
         </w:rPr>
-        <w:t>Es gibt Freundschaften, in denen man über Jahre der Einzige bleibt, der sich meldet, plant, nachfragt. Irgendwann merkt man: Diese Freundschaft existierte nur, solange man selbst die ganze Arbeit dafür leistete.</w:t>
+        <w:t>Wenn die Herkunftsfamilie nicht der Ort ist, an dem man sich sicher fühlt, entsteht manchmal ein anderes Netz, aus Freundschaften, die diese Funktion übernehmen.</w:t>
       </w:r>
     </w:p>
     <w:p>
@@ -3303,7 +3268,7 @@
           <w:b w:val="0"/>
           <w:i w:val="0"/>
         </w:rPr>
-        <w:t>Vanessa zählte einmal nach, wie viele der letzten zwanzig Treffen mit ihrer langjährigen Freundin sie selbst organisiert hatte. Es waren achtzehn. Als sie aufhörte, sich zu melden, meldete sich die Freundin nie von selbst.</w:t>
+        <w:t>Nach dem Kontaktabbruch zu ihrer Mutter baute sich Leonie über Jahre einen engen Freundeskreis auf, den sie selbst „meine gewählte Familie“ nennt. An Weihnachten sitzt heute niemand an ihrem Tisch, mit dem sie verwandt ist, dafür Menschen, die für sie da waren, als es zählte.</w:t>
       </w:r>
     </w:p>
     <w:p>
@@ -3323,7 +3288,7 @@
           <w:b w:val="0"/>
           <w:i w:val="0"/>
         </w:rPr>
-        <w:t>Manche Freundschaften bestehen weniger aus gegenseitiger Zuwendung als aus der stillschweigenden Übernahme einer Rolle. Das Ende einer solchen Freundschaft fühlt sich oft leiser an als andere Verluste, ist aber nicht weniger real.</w:t>
+        <w:t>Zugehörigkeit muss nicht an Blutsverwandtschaft gebunden sein. Manche Menschen finden Sicherheit erst dann, wenn sie aufhören, sie ausschliesslich in der Herkunftsfamilie zu suchen.</w:t>
       </w:r>
     </w:p>
     <w:p>
@@ -3343,7 +3308,7 @@
           <w:b w:val="0"/>
           <w:i w:val="0"/>
         </w:rPr>
-        <w:t>Zähl bei deinen aktuellen engen Kontakten nach, wer in den letzten Monaten öfter den ersten Schritt gemacht hat. Das ist keine Bewertung, nur eine Bestandsaufnahme.</w:t>
+        <w:t>Wer gehört zu deiner gewählten Familie, auch wenn ihr nicht verwandt seid? Notiere diese Namen. Diese Liste ist genauso real wie ein Stammbaum.</w:t>
       </w:r>
     </w:p>
     <w:p>
@@ -3353,7 +3318,7 @@
           <w:b w:val="0"/>
           <w:i w:val="0"/>
         </w:rPr>
-        <w:t>TikTok · Eine Freundschaft, die nur du am Leben hältst, ist bereits eine Antwort.</w:t>
+        <w:t>TikTok · Familie ist manchmal eine Entscheidung, kein Zufall der Geburt.</w:t>
       </w:r>
     </w:p>
     <w:p>
@@ -3366,7 +3331,7 @@
           <w:i w:val="0"/>
           <w:sz w:val="34"/>
         </w:rPr>
-        <w:t>Zwischenspiel: Yannicks Geschichte in einem Stück</w:t>
+        <w:t>Selbstvergebung, wenn du selbst Fehler gemacht hast</w:t>
       </w:r>
     </w:p>
     <w:p>
@@ -3376,7 +3341,7 @@
           <w:b w:val="0"/>
           <w:i w:val="0"/>
         </w:rPr>
-        <w:t>Yannick war neunzehn, als sein Vater auszog. Kein Streit, kein Abschied, nur ein Karton im Flur und ein Zettel mit einer neuen Adresse.</w:t>
+        <w:t>Dieses Buch handelt viel davon, was andere einem schulden. Manchmal ist die schwierigste Rechnung die mit sich selbst, für eigene Fehler in einer zerbrochenen Beziehung.</w:t>
       </w:r>
     </w:p>
     <w:p>
@@ -3386,17 +3351,17 @@
           <w:b w:val="0"/>
           <w:i w:val="0"/>
         </w:rPr>
-        <w:t>Die ersten Monate rief er noch an, jeden Sonntag. Die Gespräche wurden kürzer. Irgendwann füllten sie nur noch fünf Minuten mit Sätzen über das Wetter.</w:t>
+        <w:t>Marco hatte in seiner Ehe über Jahre hinweg Streitgespräche vermieden, aus Angst vor Konflikt. Nach der Scheidung erkannte er, dass sein Schweigen seine Frau genauso verletzt hatte wie ihre spätere Untreue ihn. Beide Wahrheiten mussten Platz haben.</w:t>
       </w:r>
     </w:p>
     <w:p>
       <w:pPr/>
       <w:r>
         <w:rPr>
-          <w:b w:val="0"/>
-          <w:i w:val="0"/>
-        </w:rPr>
-        <w:t>Mit dreiundzwanzig hörte er auf anzurufen. Sein Vater rief nie zurück.</w:t>
+          <w:b/>
+          <w:i w:val="0"/>
+        </w:rPr>
+        <w:t>Was in dir wirklich passiert</w:t>
       </w:r>
     </w:p>
     <w:p>
@@ -3406,17 +3371,17 @@
           <w:b w:val="0"/>
           <w:i w:val="0"/>
         </w:rPr>
-        <w:t>Fünf Jahre vergingen. Yannick heiratete, ohne dass sein Vater eingeladen wurde. Er wurde selbst Vater, ohne dass sein eigener Vater davon aus erster Hand erfuhr.</w:t>
+        <w:t>Die eigene Verantwortung anzuerkennen bedeutet nicht, die Verantwortung anderer kleinzureden. Beides kann gleichzeitig wahr sein, ohne dass eines das andere aufhebt.</w:t>
       </w:r>
     </w:p>
     <w:p>
       <w:pPr/>
       <w:r>
         <w:rPr>
-          <w:b w:val="0"/>
-          <w:i w:val="0"/>
-        </w:rPr>
-        <w:t>Mit dreissig sass er einem Therapeuten gegenüber und sagte den Satz, den er seit Jahren nicht aussprechen konnte: „Ich glaube, ich habe aufgehört, auf ihn zu warten, aber ich habe nie aufgehört, mich zu fragen, warum.“</w:t>
+          <w:b/>
+          <w:i w:val="0"/>
+        </w:rPr>
+        <w:t>Kleine Übung</w:t>
       </w:r>
     </w:p>
     <w:p>
@@ -3426,7 +3391,7 @@
           <w:b w:val="0"/>
           <w:i w:val="0"/>
         </w:rPr>
-        <w:t>Der Therapeut fragte zurück: „Muss die zweite Frage beantwortet sein, damit die erste wahr bleibt?“</w:t>
+        <w:t>Benenne für dich, wofür du in einer schwierigen Beziehung selbst Verantwortung trägst, unabhängig davon, was die andere Person getan hat. Das ist kein Freispruch für sie. Es ist Ehrlichkeit dir selbst gegenüber.</w:t>
       </w:r>
     </w:p>
     <w:p>
@@ -3436,17 +3401,7 @@
           <w:b w:val="0"/>
           <w:i w:val="0"/>
         </w:rPr>
-        <w:t>Yannick brauchte Monate, um diese Frage wirklich zu verstehen. Als er sie verstand, änderte sich nichts an seinem Vater. Aber etwas änderte sich daran, wie viel Platz sein Vater noch in seinem Alltag einnahm.</w:t>
-      </w:r>
-    </w:p>
-    <w:p>
-      <w:pPr/>
-      <w:r>
-        <w:rPr>
-          <w:b w:val="0"/>
-          <w:i w:val="0"/>
-        </w:rPr>
-        <w:t>Heute schickt Yannick seinem Vater eine Karte, jedes Jahr im Dezember. Keine Erklärung, keine Frage, nur ein paar Zeilen. Nicht, weil er auf eine Antwort hofft. Sondern weil es sich für ihn richtig anfühlt, unabhängig davon, was zurückkommt.</w:t>
+        <w:t>TikTok · Verantwortung ist kein Nullsummenspiel.</w:t>
       </w:r>
     </w:p>
     <w:p>
@@ -3459,7 +3414,7 @@
           <w:i w:val="0"/>
           <w:sz w:val="34"/>
         </w:rPr>
-        <w:t>Mobbing am Arbeitsplatz, das nie aufgearbeitet wurde</w:t>
+        <w:t>Wenn ein Kind erwachsen wird und den Kontakt beendet</w:t>
       </w:r>
     </w:p>
     <w:p>
@@ -3469,7 +3424,7 @@
           <w:b w:val="0"/>
           <w:i w:val="0"/>
         </w:rPr>
-        <w:t>Manche Verletzungen tragen keinen Namen wie Familie oder Liebe. Sie tragen einen Firmennamen und ein Organigramm. Deshalb werden sie oft kleingeredet, obwohl sie genauso tief wirken.</w:t>
+        <w:t>Nicht nur Kinder warten auf ein letztes Gespräch mit ihren Eltern. Manchmal sind es Eltern, deren erwachsene Kinder den Kontakt beenden, oft mit Gründen, die den Eltern selbst unklar bleiben.</w:t>
       </w:r>
     </w:p>
     <w:p>
@@ -3479,7 +3434,7 @@
           <w:b w:val="0"/>
           <w:i w:val="0"/>
         </w:rPr>
-        <w:t>Als Tobias nach zwei Jahren systematischer Ausgrenzung im Team kündigte, sagte ihm die Personalabteilung nur: „Manchmal passt es menschlich einfach nicht.“ Niemand sprach je aus, was tatsächlich passiert war. Tobias trug den Satz seiner ehemaligen Teamleiterin noch Jahre später mit sich: „Du bist einfach zu empfindlich für dieses Tempo.“</w:t>
+        <w:t>Ruth hatte drei Kinder grossgezogen, mit dem Gefühl, ihr Bestes gegeben zu haben. Als ihre jüngste Tochter mit fünfundzwanzig den Kontakt abbrach und Themen wie emotionale Vernachlässigung nannte, an die sich Ruth anders erinnerte, brauchte sie Jahre, um zu verstehen, dass beide Erinnerungen nebeneinander bestehen können.</w:t>
       </w:r>
     </w:p>
     <w:p>
@@ -3499,7 +3454,7 @@
           <w:b w:val="0"/>
           <w:i w:val="0"/>
         </w:rPr>
-        <w:t>Arbeitsplatzkonflikte werden institutionell oft neutralisiert, in Formulierungen wie „kulturelle Differenzen“ oder „unterschiedliche Arbeitsstile“. Das kann es zusätzlich erschweren, die eigene Erfahrung als das zu benennen, was sie war.</w:t>
+        <w:t>Auch als Elternteil kann man Betroffene eines Kontaktabbruchs sein, für den man die eigenen Gründe nicht sofort versteht. Das rechtfertigt nicht automatisch die eigene Sichtweise, öffnet aber Raum für ehrliche Selbstreflexion.</w:t>
       </w:r>
     </w:p>
     <w:p>
@@ -3519,7 +3474,7 @@
           <w:b w:val="0"/>
           <w:i w:val="0"/>
         </w:rPr>
-        <w:t>Schreib in eigenen, unverstellten Worten auf, was in dieser Zeit tatsächlich passiert ist, ohne die beschönigenden Formulierungen, die andere benutzt haben.</w:t>
+        <w:t>Wenn du in dieser Situation bist: Was wärst du bereit zu hören, auch wenn es unbequem ist, ohne es sofort zu widerlegen?</w:t>
       </w:r>
     </w:p>
     <w:p>
@@ -3529,7 +3484,7 @@
           <w:b w:val="0"/>
           <w:i w:val="0"/>
         </w:rPr>
-        <w:t>TikTok · Ein professioneller Rahmen macht eine Verletzung nicht kleiner.</w:t>
+        <w:t>TikTok · Zuhören ist nicht dasselbe wie zustimmen, aber es ist der erste Schritt.</w:t>
       </w:r>
     </w:p>
     <w:p>
@@ -3542,7 +3497,7 @@
           <w:i w:val="0"/>
           <w:sz w:val="34"/>
         </w:rPr>
-        <w:t>Gewählte Familie, wenn die geborene fehlt</w:t>
+        <w:t>Wenn eine Krankheit die Beziehung endgültig veränderte</w:t>
       </w:r>
     </w:p>
     <w:p>
@@ -3552,7 +3507,7 @@
           <w:b w:val="0"/>
           <w:i w:val="0"/>
         </w:rPr>
-        <w:t>Wenn die Herkunftsfamilie nicht der Ort ist, an dem man sich sicher fühlt, entsteht manchmal ein anderes Netz, aus Freundschaften, die diese Funktion übernehmen.</w:t>
+        <w:t>Manchmal ist es nicht ein Streit, der eine Beziehung beendet, sondern eine Krankheit, die die Person, die man kannte, langsam verschwinden liess, bevor ein Abschied möglich war.</w:t>
       </w:r>
     </w:p>
     <w:p>
@@ -3562,7 +3517,7 @@
           <w:b w:val="0"/>
           <w:i w:val="0"/>
         </w:rPr>
-        <w:t>Nach dem Kontaktabbruch zu ihrer Mutter baute sich Leonie über Jahre einen engen Freundeskreis auf, den sie selbst „meine gewählte Familie“ nennt. An Weihnachten sitzt heute niemand an ihrem Tisch, mit dem sie verwandt ist, dafür Menschen, die für sie da waren, als es zählte.</w:t>
+        <w:t>Als Evas Mutter an Demenz erkrankte, verlor Eva sie in kleinen Schritten, lange bevor sie tatsächlich starb. Das letzte klare Gespräch hatten die beiden geführt, ohne zu wissen, dass es das letzte sein würde.</w:t>
       </w:r>
     </w:p>
     <w:p>
@@ -3582,7 +3537,7 @@
           <w:b w:val="0"/>
           <w:i w:val="0"/>
         </w:rPr>
-        <w:t>Zugehörigkeit muss nicht an Blutsverwandtschaft gebunden sein. Manche Menschen finden Sicherheit erst dann, wenn sie aufhören, sie ausschliesslich in der Herkunftsfamilie zu suchen.</w:t>
+        <w:t>Der Verlust durch eine fortschreitende Krankheit wird oft als „vorweggenommene Trauer“ bezeichnet, ein Prozess, der beginnt, lange bevor der eigentliche Tod eintritt. Diese Form von Trauer wird häufig unterschätzt.</w:t>
       </w:r>
     </w:p>
     <w:p>
@@ -3602,7 +3557,7 @@
           <w:b w:val="0"/>
           <w:i w:val="0"/>
         </w:rPr>
-        <w:t>Wer gehört zu deiner gewählten Familie, auch wenn ihr nicht verwandt seid? Schreib diese Namen auf. Diese Liste ist genauso real wie ein Stammbaum.</w:t>
+        <w:t>Wenn es ein letztes klares Gespräch gab, das du erst im Rückblick als „letztes“ erkannt hast: Beschreibe, was in diesem Gespräch trotzdem wertvoll war, auch ohne bewussten Abschied.</w:t>
       </w:r>
     </w:p>
     <w:p>
@@ -3612,7 +3567,7 @@
           <w:b w:val="0"/>
           <w:i w:val="0"/>
         </w:rPr>
-        <w:t>TikTok · Familie ist manchmal eine Entscheidung, kein Zufall der Geburt.</w:t>
+        <w:t>TikTok · Manche Abschiede geschehen, bevor man weiss, dass sie stattfinden.</w:t>
       </w:r>
     </w:p>
     <w:p>
@@ -3625,7 +3580,7 @@
           <w:i w:val="0"/>
           <w:sz w:val="34"/>
         </w:rPr>
-        <w:t>Selbstvergebung, wenn du selbst Fehler gemacht hast</w:t>
+        <w:t>Zwischenspiel: Rahels Geschichte in einem Stück</w:t>
       </w:r>
     </w:p>
     <w:p>
@@ -3635,7 +3590,7 @@
           <w:b w:val="0"/>
           <w:i w:val="0"/>
         </w:rPr>
-        <w:t>Dieses Buch handelt viel davon, was andere einem schulden. Manchmal ist die schwierigste Rechnung die mit sich selbst, für eigene Fehler in einer zerbrochenen Beziehung.</w:t>
+        <w:t>Rahel erfuhr von der Untreue ihres Mannes durch eine Nachricht, die versehentlich auf dem gemeinsamen Tablet geöffnet blieb.</w:t>
       </w:r>
     </w:p>
     <w:p>
@@ -3645,17 +3600,17 @@
           <w:b w:val="0"/>
           <w:i w:val="0"/>
         </w:rPr>
-        <w:t>Marco hatte in seiner Ehe über Jahre hinweg Streitgespräche vermieden, aus Angst vor Konflikt. Nach der Scheidung erkannte er, dass sein Schweigen seine Frau genauso verletzt hatte wie ihre spätere Untreue ihn. Beide Wahrheiten mussten Platz haben.</w:t>
+        <w:t>In den ersten Wochen funktionierte sie wie eine Maschine. Kinder zur Schule bringen, Wäsche waschen, lächeln, wenn jemand fragte, wie es ihr gehe.</w:t>
       </w:r>
     </w:p>
     <w:p>
       <w:pPr/>
       <w:r>
         <w:rPr>
-          <w:b/>
-          <w:i w:val="0"/>
-        </w:rPr>
-        <w:t>Was in dir wirklich passiert</w:t>
+          <w:b w:val="0"/>
+          <w:i w:val="0"/>
+        </w:rPr>
+        <w:t>Die Wut kam erst später, mit voller Wucht, mitten in einem ganz gewöhnlichen Dienstagabend, ausgelöst durch nichts Besonderes.</w:t>
       </w:r>
     </w:p>
     <w:p>
@@ -3665,37 +3620,17 @@
           <w:b w:val="0"/>
           <w:i w:val="0"/>
         </w:rPr>
-        <w:t>Die eigene Verantwortung anzuerkennen bedeutet nicht, die Verantwortung anderer kleinzureden. Beides kann gleichzeitig wahr sein, ohne dass eines das andere aufhebt.</w:t>
+        <w:t>Sie schrie in ihr Kopfkissen, damit die Kinder nichts hörten. Am nächsten Morgen schämte sie sich für diese Wut, bis eine Freundin ihr sagte: „Diese Wut ist der gesündeste Teil von dir gerade.“</w:t>
       </w:r>
     </w:p>
     <w:p>
       <w:pPr/>
       <w:r>
         <w:rPr>
-          <w:b/>
-          <w:i w:val="0"/>
-        </w:rPr>
-        <w:t>Kleine Übung</w:t>
-      </w:r>
-    </w:p>
-    <w:p>
-      <w:pPr/>
-      <w:r>
-        <w:rPr>
-          <w:b w:val="0"/>
-          <w:i w:val="0"/>
-        </w:rPr>
-        <w:t>Schreib auf, wofür du in einer schwierigen Beziehung selbst Verantwortung trägst, unabhängig davon, was die andere Person getan hat. Das ist kein Freispruch für sie. Es ist Ehrlichkeit dir selbst gegenüber.</w:t>
-      </w:r>
-    </w:p>
-    <w:p>
-      <w:pPr/>
-      <w:r>
-        <w:rPr>
-          <w:b w:val="0"/>
-          <w:i w:val="0"/>
-        </w:rPr>
-        <w:t>TikTok · Verantwortung ist kein Nullsummenspiel.</w:t>
+          <w:b w:val="0"/>
+          <w:i w:val="0"/>
+        </w:rPr>
+        <w:t>Zwei Jahre später sitzt Rahel in ihrem eigenen kleinen Büro, das sie mit dem Mut gegründet hat, den diese Wut ihr gab. An der Wand hängt ein Satz, den sie sich selbst aufgeschrieben hat: „Danke, Wut. Du hast mich rausgeholt, als niemand sonst es konnte.“</w:t>
       </w:r>
     </w:p>
     <w:p>
@@ -3708,7 +3643,7 @@
           <w:i w:val="0"/>
           <w:sz w:val="34"/>
         </w:rPr>
-        <w:t>Wenn ein Kind erwachsen wird und den Kontakt beendet</w:t>
+        <w:t>Wenn eine ganze Generation schweigt</w:t>
       </w:r>
     </w:p>
     <w:p>
@@ -3718,7 +3653,7 @@
           <w:b w:val="0"/>
           <w:i w:val="0"/>
         </w:rPr>
-        <w:t>Nicht nur Kinder warten auf ein letztes Gespräch mit ihren Eltern. Manchmal sind es Eltern, deren erwachsene Kinder den Kontakt beenden, oft mit Gründen, die den Eltern selbst unklar bleiben.</w:t>
+        <w:t>In manchen Familien wird über Generationen hinweg über bestimmte Themen einfach nicht gesprochen, sodass Kinder Muster übernehmen, deren Ursprung sie nie erklärt bekommen.</w:t>
       </w:r>
     </w:p>
     <w:p>
@@ -3728,7 +3663,7 @@
           <w:b w:val="0"/>
           <w:i w:val="0"/>
         </w:rPr>
-        <w:t>Ruth hatte drei Kinder grossgezogen, mit dem Gefühl, ihr Bestes gegeben zu haben. Als ihre jüngste Tochter mit fünfundzwanzig den Kontakt abbrach und Themen wie emotionale Vernachlässigung nannte, an die sich Ruth anders erinnerte, brauchte sie Jahre, um zu verstehen, dass beide Erinnerungen nebeneinander bestehen können.</w:t>
+        <w:t>Erst als Nora ihre Grossmutter kurz vor deren Tod nach der Kindheit ihrer eigenen Mutter fragte, verstand sie, warum in ihrer Familie Gefühle nie besprochen wurden. Ihre Grossmutter hatte selbst in einer Zeit gelebt, in der emotionale Offenheit als Schwäche galt.</w:t>
       </w:r>
     </w:p>
     <w:p>
@@ -3748,7 +3683,7 @@
           <w:b w:val="0"/>
           <w:i w:val="0"/>
         </w:rPr>
-        <w:t>Auch als Elternteil kann man Betroffene eines Kontaktabbruchs sein, für den man die eigenen Gründe nicht sofort versteht. Das rechtfertigt nicht automatisch die eigene Sichtweise, öffnet aber Raum für ehrliche Selbstreflexion.</w:t>
+        <w:t>Kommunikationsmuster werden oft über Generationen weitergegeben, ohne dass die ursprünglichen Gründe je benannt werden. Das Verständnis dieser Herkunft kann helfen, das Muster bei sich selbst bewusster zu unterbrechen.</w:t>
       </w:r>
     </w:p>
     <w:p>
@@ -3768,7 +3703,7 @@
           <w:b w:val="0"/>
           <w:i w:val="0"/>
         </w:rPr>
-        <w:t>Wenn du in dieser Situation bist: Was wärst du bereit zu hören, auch wenn es unbequem ist, ohne es sofort zu widerlegen?</w:t>
+        <w:t>Wenn möglich, frag eine ältere Person in deiner Familie nach ihrer eigenen Kindheit. Manche Muster erklären sich erst über mehrere Generationen zurück.</w:t>
       </w:r>
     </w:p>
     <w:p>
@@ -3778,7 +3713,7 @@
           <w:b w:val="0"/>
           <w:i w:val="0"/>
         </w:rPr>
-        <w:t>TikTok · Zuhören ist nicht dasselbe wie zustimmen, aber es ist der erste Schritt.</w:t>
+        <w:t>TikTok · Ein Muster zu verstehen, heisst nicht, es gutzuheissen. Es heisst, die Kette bewusst zu unterbrechen.</w:t>
       </w:r>
     </w:p>
     <w:p>
@@ -3791,7 +3726,7 @@
           <w:i w:val="0"/>
           <w:sz w:val="34"/>
         </w:rPr>
-        <w:t>Wenn eine Krankheit die Beziehung endgültig veränderte</w:t>
+        <w:t>Wenn eine Beziehung endet, aber gemeinsame Kinder bleiben</w:t>
       </w:r>
     </w:p>
     <w:p>
@@ -3801,7 +3736,7 @@
           <w:b w:val="0"/>
           <w:i w:val="0"/>
         </w:rPr>
-        <w:t>Manchmal ist es nicht ein Streit, der eine Beziehung beendet, sondern eine Krankheit, die die Person, die man kannte, langsam verschwinden liess, bevor ein Abschied möglich war.</w:t>
+        <w:t>Manche Trennungen enden nicht wirklich, weil gemeinsame Kinder einen fortlaufenden Kontakt erzwingen, auch wenn eine der beiden Personen sich innerlich längst gelöst hat.</w:t>
       </w:r>
     </w:p>
     <w:p>
@@ -3811,7 +3746,7 @@
           <w:b w:val="0"/>
           <w:i w:val="0"/>
         </w:rPr>
-        <w:t>Als Evas Mutter an Demenz erkrankte, verlor Eva sie in kleinen Schritten, lange bevor sie tatsächlich starb. Das letzte klare Gespräch hatten die beiden geführt, ohne zu wissen, dass es das letzte sein würde.</w:t>
+        <w:t>Fabian und seine Ex-Frau mussten sich noch Jahre nach der Trennung bei jedem Elternabend, jeder Geburtstagsfeier, jedem Übergabepunkt sehen. Er lernte, freundliche Distanz zu üben, ohne dass das bedeutete, ihr innerlich verbunden zu bleiben.</w:t>
       </w:r>
     </w:p>
     <w:p>
@@ -3831,7 +3766,7 @@
           <w:b w:val="0"/>
           <w:i w:val="0"/>
         </w:rPr>
-        <w:t>Der Verlust durch eine fortschreitende Krankheit wird oft als „vorweggenommene Trauer“ bezeichnet, ein Prozess, der beginnt, lange bevor der eigentliche Tod eintritt. Diese Form von Trauer wird häufig unterschätzt.</w:t>
+        <w:t>Erzwungener fortlaufender Kontakt kann die emotionale Ablösung erschweren, weil die Trennung nie ganz abgeschlossen wirkt. Eine bewusst kultivierte, sachliche Distanz kann helfen, äusseren Kontakt und inneres Loslassen zu trennen.</w:t>
       </w:r>
     </w:p>
     <w:p>
@@ -3851,7 +3786,7 @@
           <w:b w:val="0"/>
           <w:i w:val="0"/>
         </w:rPr>
-        <w:t>Wenn es ein letztes klares Gespräch gab, das du erst im Rückblick als „letztes“ erkannt hast: Schreib auf, was in diesem Gespräch trotzdem wertvoll war, auch ohne bewussten Abschied.</w:t>
+        <w:t>Definiere für dich eine klare, sachliche Rolle für den nötigen Kontakt, zum Beispiel „Ko-Elternteil“, getrennt von der emotionalen Beziehung, die du losgelassen hast.</w:t>
       </w:r>
     </w:p>
     <w:p>
@@ -3861,7 +3796,7 @@
           <w:b w:val="0"/>
           <w:i w:val="0"/>
         </w:rPr>
-        <w:t>TikTok · Manche Abschiede geschehen, bevor man weiss, dass sie stattfinden.</w:t>
+        <w:t>TikTok · Kontakt haben zu müssen bedeutet nicht, emotional verbunden bleiben zu müssen.</w:t>
       </w:r>
     </w:p>
     <w:p>
@@ -3874,7 +3809,7 @@
           <w:i w:val="0"/>
           <w:sz w:val="34"/>
         </w:rPr>
-        <w:t>Zwischenspiel: Rahels Geschichte in einem Stück</w:t>
+        <w:t>Wenn Geld ein alter Konflikt in neuem Gewand ist</w:t>
       </w:r>
     </w:p>
     <w:p>
@@ -3884,7 +3819,7 @@
           <w:b w:val="0"/>
           <w:i w:val="0"/>
         </w:rPr>
-        <w:t>Rahel erfuhr von der Untreue ihres Mannes durch eine Nachricht, die versehentlich auf dem gemeinsamen Tablet geöffnet blieb.</w:t>
+        <w:t>Streit ums Erbe oder gemeinsames Vermögen ist selten nur ein Streit um Zahlen. Oft trägt er jahrzehntealte, unausgesprochene Verletzungen.</w:t>
       </w:r>
     </w:p>
     <w:p>
@@ -3894,17 +3829,17 @@
           <w:b w:val="0"/>
           <w:i w:val="0"/>
         </w:rPr>
-        <w:t>In den ersten Wochen funktionierte sie wie eine Maschine. Kinder zur Schule bringen, Wäsche waschen, lächeln, wenn jemand fragte, wie es ihr gehe.</w:t>
+        <w:t>Beim Streit ums Erbe ihrer Eltern ging es zwischen den Geschwistern Anna und Res offiziell um ein Ferienhaus. Erst ein Mediator brachte ans Licht, dass es eigentlich um eine viel ältere Frage ging: Wer war als Kind mehr geliebt worden?</w:t>
       </w:r>
     </w:p>
     <w:p>
       <w:pPr/>
       <w:r>
         <w:rPr>
-          <w:b w:val="0"/>
-          <w:i w:val="0"/>
-        </w:rPr>
-        <w:t>Die Wut kam erst später, mit voller Wucht, mitten in einem ganz gewöhnlichen Dienstagabend, ausgelöst durch nichts Besonderes.</w:t>
+          <w:b/>
+          <w:i w:val="0"/>
+        </w:rPr>
+        <w:t>Was in dir wirklich passiert</w:t>
       </w:r>
     </w:p>
     <w:p>
@@ -3914,17 +3849,37 @@
           <w:b w:val="0"/>
           <w:i w:val="0"/>
         </w:rPr>
-        <w:t>Sie schrie in ihr Kopfkissen, damit die Kinder nichts hörten. Am nächsten Morgen schämte sie sich für diese Wut, bis eine Freundin ihr sagte: „Diese Wut ist der gesündeste Teil von dir gerade.“</w:t>
+        <w:t>Finanzielle Konflikte innerhalb einer Familie sind oft ein Stellvertreterschauplatz für tiefer liegende, emotionale Fragen, die nie direkt angesprochen wurden.</w:t>
       </w:r>
     </w:p>
     <w:p>
       <w:pPr/>
       <w:r>
         <w:rPr>
-          <w:b w:val="0"/>
-          <w:i w:val="0"/>
-        </w:rPr>
-        <w:t>Zwei Jahre später sitzt Rahel in ihrem eigenen kleinen Büro, das sie mit dem Mut gegründet hat, den diese Wut ihr gab. An der Wand hängt ein Satz, den sie sich selbst aufgeschrieben hat: „Danke, Wut. Du hast mich rausgeholt, als niemand sonst es konnte.“</w:t>
+          <w:b/>
+          <w:i w:val="0"/>
+        </w:rPr>
+        <w:t>Kleine Übung</w:t>
+      </w:r>
+    </w:p>
+    <w:p>
+      <w:pPr/>
+      <w:r>
+        <w:rPr>
+          <w:b w:val="0"/>
+          <w:i w:val="0"/>
+        </w:rPr>
+        <w:t>Wenn du in einem Geldkonflikt mit einer nahestehenden Person steckst: Frag dich, ob es tatsächlich nur um das Geld geht, oder um etwas Älteres, das nie ausgesprochen wurde.</w:t>
+      </w:r>
+    </w:p>
+    <w:p>
+      <w:pPr/>
+      <w:r>
+        <w:rPr>
+          <w:b w:val="0"/>
+          <w:i w:val="0"/>
+        </w:rPr>
+        <w:t>TikTok · Manche Rechnungen sind nie wirklich finanzieller Natur.</w:t>
       </w:r>
     </w:p>
     <w:p>
@@ -3937,7 +3892,7 @@
           <w:i w:val="0"/>
           <w:sz w:val="34"/>
         </w:rPr>
-        <w:t>Wenn eine ganze Generation schweigt</w:t>
+        <w:t>Wenn körperliche Symptome von emotionalem Schmerz erzählen</w:t>
       </w:r>
     </w:p>
     <w:p>
@@ -3947,7 +3902,7 @@
           <w:b w:val="0"/>
           <w:i w:val="0"/>
         </w:rPr>
-        <w:t>In manchen Familien wird über Generationen hinweg über bestimmte Themen einfach nicht gesprochen, sodass Kinder Muster übernehmen, deren Ursprung sie nie erklärt bekommen.</w:t>
+        <w:t>Unverarbeitete emotionale Belastung zeigt sich manchmal zuerst im Körper, durch Verspannungen, Schlafprobleme oder unerklärliche Erschöpfung, bevor sie bewusst benannt wird.</w:t>
       </w:r>
     </w:p>
     <w:p>
@@ -3957,7 +3912,7 @@
           <w:b w:val="0"/>
           <w:i w:val="0"/>
         </w:rPr>
-        <w:t>Erst als Nora ihre Grossmutter kurz vor deren Tod nach der Kindheit ihrer eigenen Mutter fragte, verstand sie, warum in ihrer Familie Gefühle nie besprochen wurden. Ihre Grossmutter hatte selbst in einer Zeit gelebt, in der emotionale Offenheit als Schwäche galt.</w:t>
+        <w:t>Monatelang litt Simone unter unerklärlichen Rückenschmerzen, bis eine Physiotherapeutin vorsichtig fragte, ob in ihrem Leben gerade viel emotionaler Druck bestehe. Erst da verband Simone die Schmerzen mit dem ungelösten Konflikt mit ihrer Schwester.</w:t>
       </w:r>
     </w:p>
     <w:p>
@@ -3977,7 +3932,7 @@
           <w:b w:val="0"/>
           <w:i w:val="0"/>
         </w:rPr>
-        <w:t>Kommunikationsmuster werden oft über Generationen weitergegeben, ohne dass die ursprünglichen Gründe je benannt werden. Das Verständnis dieser Herkunft kann helfen, das Muster bei sich selbst bewusster zu unterbrechen.</w:t>
+        <w:t>Körperliche Beschwerden sind real und sollten ernst genommen werden. Innere Belastung kann dabei eine Rolle spielen, muss aber nicht die Ursache sein. Deshalb gehört Unklares medizinisch abgeklärt.</w:t>
       </w:r>
     </w:p>
     <w:p>
@@ -3997,7 +3952,7 @@
           <w:b w:val="0"/>
           <w:i w:val="0"/>
         </w:rPr>
-        <w:t>Wenn möglich, frag eine ältere Person in deiner Familie nach ihrer eigenen Kindheit. Manche Muster erklären sich erst über mehrere Generationen zurück.</w:t>
+        <w:t>Wenn du unerklärliche körperliche Beschwerden hast, lass sie medizinisch abklären. Zusätzlich kannst du für dich beobachten, ob gerade ein ungelöstes Thema viel Raum einnimmt.</w:t>
       </w:r>
     </w:p>
     <w:p>
@@ -4007,7 +3962,7 @@
           <w:b w:val="0"/>
           <w:i w:val="0"/>
         </w:rPr>
-        <w:t>TikTok · Ein Muster zu verstehen, heisst nicht, es gutzuheissen. Es heisst, die Kette bewusst zu unterbrechen.</w:t>
+        <w:t>TikTok · Der Körper erinnert sich manchmal an das, was der Kopf noch nicht aussprechen konnte.</w:t>
       </w:r>
     </w:p>
     <w:p>
@@ -4020,7 +3975,7 @@
           <w:i w:val="0"/>
           <w:sz w:val="34"/>
         </w:rPr>
-        <w:t>Wenn Feiertage zur schwierigsten Zeit des Jahres werden</w:t>
+        <w:t>Der letzte Satz, den du dir selbst sagen darfst</w:t>
       </w:r>
     </w:p>
     <w:p>
@@ -4030,7 +3985,7 @@
           <w:b w:val="0"/>
           <w:i w:val="0"/>
         </w:rPr>
-        <w:t>Weihnachten, Geburtstage und Familienfeiern werden für viele Menschen, die mit einem stillen Bruch leben, zur schwierigsten Zeit im Jahr, gerade weil alle anderen von Zusammensein sprechen.</w:t>
+        <w:t>Am Ende vieler Kapitel dieses Buches steht eine ähnliche Erkenntnis, in immer neuen Geschichten: Die Antwort, auf die man gewartet hat, war selten die Antwort, die tatsächlich Frieden brachte.</w:t>
       </w:r>
     </w:p>
     <w:p>
@@ -4040,7 +3995,7 @@
           <w:b w:val="0"/>
           <w:i w:val="0"/>
         </w:rPr>
-        <w:t>Jedes Jahr im Dezember bereitete sich Nadine wochenlang innerlich auf die Feiertage vor, weil ihre gesamte Familie zusammenkam, ausser der einen Person, mit der sie keinen Kontakt mehr hatte. Sie begann, eigene neue Rituale für diese Zeit zu entwickeln, die nicht von der alten Familie abhingen.</w:t>
+        <w:t>Wenn man die Geschichten in diesem Buch nebeneinanderlegt, Meret, Yannick, Anita, Rahel, Vreni, Reto und viele andere, zeigt sich ein gemeinsames Muster: Der Frieden kam nicht durch das erwartete Gespräch, sondern durch die Entscheidung, nicht mehr davon abhängig zu sein.</w:t>
       </w:r>
     </w:p>
     <w:p>
@@ -4060,7 +4015,7 @@
           <w:b w:val="0"/>
           <w:i w:val="0"/>
         </w:rPr>
-        <w:t>Feiertage verstärken oft bestehende Verlustgefühle, weil sie kulturell mit Zusammensein und Vollständigkeit verknüpft sind. Eigene neue Rituale können helfen, diese Zeit anders zu gestalten, statt sie nur zu überstehen.</w:t>
+        <w:t>Der wiederkehrende Kern vieler Verarbeitungsprozesse ist nicht das Erreichen einer äusseren Antwort, sondern die innere Verschiebung, nicht mehr von ihr abhängig zu sein.</w:t>
       </w:r>
     </w:p>
     <w:p>
@@ -4080,7 +4035,7 @@
           <w:b w:val="0"/>
           <w:i w:val="0"/>
         </w:rPr>
-        <w:t>Plane für den nächsten schwierigen Feiertag bewusst ein eigenes kleines Ritual, unabhängig von der Familie, die fehlt.</w:t>
+        <w:t>Formuliere für dich selbst den einen Satz, den du gerne von der anderen Person gehört hättest. Sag ihn dir jetzt selbst, laut, in deinen eigenen Worten.</w:t>
       </w:r>
     </w:p>
     <w:p>
@@ -4090,7 +4045,7 @@
           <w:b w:val="0"/>
           <w:i w:val="0"/>
         </w:rPr>
-        <w:t>TikTok · Ein Feiertag muss nicht so aussehen, wie er früher aussah, um trotzdem gut zu sein.</w:t>
+        <w:t>TikTok · Du brauchst kein letztes Gespräch, um mit deiner eigenen Geschichte in Frieden zu sein.</w:t>
       </w:r>
     </w:p>
     <w:p>
@@ -4100,10 +4055,27 @@
       <w:r>
         <w:rPr>
           <w:b/>
-          <w:i w:val="0"/>
           <w:sz w:val="34"/>
         </w:rPr>
-        <w:t>Wenn eine Beziehung endet, aber gemeinsame Kinder bleiben</w:t>
+        <w:t>12. Ein Schritt pro Woche</w:t>
+      </w:r>
+    </w:p>
+    <w:p>
+      <w:r>
+        <w:rPr>
+          <w:b w:val="0"/>
+          <w:i w:val="0"/>
+        </w:rPr>
+        <w:t>Du brauchst keinen radikalen Schnitt, um frei zu werden. Ein Schritt pro Woche reicht.</w:t>
+      </w:r>
+    </w:p>
+    <w:p>
+      <w:r>
+        <w:rPr>
+          <w:b w:val="0"/>
+          <w:i w:val="0"/>
+        </w:rPr>
+        <w:t>Woche für Woche: Einmal bewusst nicht das innere Gespräch weiterführen, wenn es aufploppt. Den unversendeten Brief schreiben. Die Verantwortungs-Liste ausfüllen. Einen Satz aus der Satz-Sammlung laut aussprechen. Jede Woche ein Stück Boden zurückgewinnen.</w:t>
       </w:r>
     </w:p>
     <w:p>
@@ -4113,27 +4085,61 @@
           <w:b w:val="0"/>
           <w:i w:val="0"/>
         </w:rPr>
-        <w:t>Manche Trennungen enden nicht wirklich, weil gemeinsame Kinder einen fortlaufenden Kontakt erzwingen, auch wenn eine der beiden Personen sich innerlich längst gelöst hat.</w:t>
+        <w:t>Elena begann mit der kleinsten Übung aus diesem Buch, dem unversendeten Brief. Erst Monate später merkte sie, wie viele der anderen Übungen sie inzwischen, fast beiläufig, schon gemacht hatte.</w:t>
+      </w:r>
+    </w:p>
+    <w:p>
+      <w:r>
+        <w:rPr>
+          <w:b/>
+        </w:rPr>
+        <w:t>Was in dir wirklich passiert</w:t>
+      </w:r>
+    </w:p>
+    <w:p>
+      <w:r>
+        <w:rPr>
+          <w:b w:val="0"/>
+          <w:i w:val="0"/>
+        </w:rPr>
+        <w:t>Veränderung, die bleibt, entsteht selten durch eine einzige grosse Entscheidung. Sie entsteht durch viele kleine, wiederholte Handlungen, die zusammen ein neues Muster ergeben, das stabiler ist als das alte, weil es Schritt für Schritt eingeübt wurde, nicht auf einmal erzwungen.</w:t>
+      </w:r>
+    </w:p>
+    <w:p>
+      <w:r>
+        <w:rPr>
+          <w:b/>
+        </w:rPr>
+        <w:t>Der Wochenplan</w:t>
+      </w:r>
+    </w:p>
+    <w:p>
+      <w:r>
+        <w:rPr>
+          <w:b w:val="0"/>
+          <w:i w:val="0"/>
+        </w:rPr>
+        <w:t>Wähle für die nächsten vier Wochen je eine Übung aus diesem Buch aus. Trag dir feste Tage dafür ein, so wie einen Termin, den du nicht verschiebst.</w:t>
       </w:r>
     </w:p>
     <w:p>
       <w:pPr/>
       <w:r>
         <w:rPr>
-          <w:b w:val="0"/>
-          <w:i w:val="0"/>
-        </w:rPr>
-        <w:t>Fabian und seine Ex-Frau mussten sich noch Jahre nach der Trennung bei jedem Elternabend, jeder Geburtstagsfeier, jedem Übergabepunkt sehen. Er lernte, freundliche Distanz zu üben, ohne dass das bedeutete, ihr innerlich verbunden zu bleiben.</w:t>
+          <w:b/>
+          <w:i w:val="0"/>
+        </w:rPr>
+        <w:t>Der Zwölf-Wochen-Plan</w:t>
       </w:r>
     </w:p>
     <w:p>
       <w:pPr/>
       <w:r>
         <w:rPr>
-          <w:b/>
-          <w:i w:val="0"/>
-        </w:rPr>
-        <w:t>Was in dir wirklich passiert</w:t>
+          <w:b w:val="0"/>
+          <w:i w:val="0"/>
+        </w:rPr>
+        <w:t>Woche 1-2: Die Gesprächs-Uhr führen, ohne etwas zu verändern, nur beobachten.</w:t>
       </w:r>
     </w:p>
     <w:p>
@@ -4143,17 +4149,17 @@
           <w:b w:val="0"/>
           <w:i w:val="0"/>
         </w:rPr>
-        <w:t>Erzwungener fortlaufender Kontakt kann die emotionale Ablösung erschweren, weil die Trennung nie ganz abgeschlossen wirkt. Eine bewusst kultivierte, sachliche Distanz kann helfen, äusseren Kontakt und inneres Loslassen zu trennen.</w:t>
+        <w:t>Woche 3-4: Die Verantwortungs-Liste für die zentrale Situation ausfüllen.</w:t>
       </w:r>
     </w:p>
     <w:p>
       <w:pPr/>
       <w:r>
         <w:rPr>
-          <w:b/>
-          <w:i w:val="0"/>
-        </w:rPr>
-        <w:t>Kleine Übung</w:t>
+          <w:b w:val="0"/>
+          <w:i w:val="0"/>
+        </w:rPr>
+        <w:t>Woche 5-6: Den unversendeten Brief schreiben und laut lesen.</w:t>
       </w:r>
     </w:p>
     <w:p>
@@ -4163,7 +4169,7 @@
           <w:b w:val="0"/>
           <w:i w:val="0"/>
         </w:rPr>
-        <w:t>Definiere für dich eine klare, sachliche Rolle für den nötigen Kontakt, zum Beispiel „Ko-Elternteil“, getrennt von der emotionalen Beziehung, die du losgelassen hast.</w:t>
+        <w:t>Woche 7: Den Realitäts-Anker für eine bestrittene Erinnerung aufschreiben.</w:t>
       </w:r>
     </w:p>
     <w:p>
@@ -4173,7 +4179,58 @@
           <w:b w:val="0"/>
           <w:i w:val="0"/>
         </w:rPr>
-        <w:t>TikTok · Kontakt haben zu müssen bedeutet nicht, emotional verbunden bleiben zu müssen.</w:t>
+        <w:t>Woche 8: Drei Sätze aus der Satz-Sammlung laut üben, auch wenn es sich fremd anfühlt.</w:t>
+      </w:r>
+    </w:p>
+    <w:p>
+      <w:pPr/>
+      <w:r>
+        <w:rPr>
+          <w:b w:val="0"/>
+          <w:i w:val="0"/>
+        </w:rPr>
+        <w:t>Woche 9-10: Eine bewusste Entscheidung treffen, wie viel Kontakt du künftig willst, und sie umsetzen.</w:t>
+      </w:r>
+    </w:p>
+    <w:p>
+      <w:pPr/>
+      <w:r>
+        <w:rPr>
+          <w:b w:val="0"/>
+          <w:i w:val="0"/>
+        </w:rPr>
+        <w:t>Woche 11: Die Standortbestimmung ausfüllen und mit dem Anfang vergleichen.</w:t>
+      </w:r>
+    </w:p>
+    <w:p>
+      <w:pPr/>
+      <w:r>
+        <w:rPr>
+          <w:b w:val="0"/>
+          <w:i w:val="0"/>
+        </w:rPr>
+        <w:t>Woche 12: Den Brief an dich selbst schreiben, den du in einem Jahr wieder liest.</w:t>
+      </w:r>
+    </w:p>
+    <w:p>
+      <w:pPr/>
+      <w:r>
+        <w:rPr>
+          <w:b w:val="0"/>
+          <w:i w:val="0"/>
+        </w:rPr>
+        <w:t>Du musst diesen Plan nicht perfekt einhalten. Eine Woche auslassen und später weitermachen ist kein Rückschritt, nur ein anderes Tempo.</w:t>
+      </w:r>
+    </w:p>
+    <w:p>
+      <w:pPr>
+        <w:jc w:val="center"/>
+      </w:pPr>
+      <w:r>
+        <w:rPr>
+          <w:i/>
+        </w:rPr>
+        <w:t>TikTok  ·  Du brauchst kein letztes Gespräch. Du brauchst einen ersten Schritt. Diese Woche reicht das.</w:t>
       </w:r>
     </w:p>
     <w:p>
@@ -4186,7 +4243,7 @@
           <w:i w:val="0"/>
           <w:sz w:val="34"/>
         </w:rPr>
-        <w:t>Wenn Geld ein alter Konflikt in neuem Gewand ist</w:t>
+        <w:t>Epilog: Das Gespräch, das du nicht mehr brauchst</w:t>
       </w:r>
     </w:p>
     <w:p>
@@ -4196,7 +4253,7 @@
           <w:b w:val="0"/>
           <w:i w:val="0"/>
         </w:rPr>
-        <w:t>Streit ums Erbe oder gemeinsames Vermögen ist selten nur ein Streit um Zahlen. Oft trägt er jahrzehntealte, unausgesprochene Verletzungen.</w:t>
+        <w:t>Am Anfang dieses Buches stand ein Gespräch, das du dir gewünscht hast. Vielleicht mit einem Elternteil, einer Freundin, einem Partner, einer Schwester. Ein Gespräch mit einer klaren Erklärung, einer ehrlichen Entschuldigung, einem Schlusspunkt, den jemand anderes für dich setzt.</w:t>
       </w:r>
     </w:p>
     <w:p>
@@ -4206,17 +4263,17 @@
           <w:b w:val="0"/>
           <w:i w:val="0"/>
         </w:rPr>
-        <w:t>Beim Streit ums Erbe ihrer Eltern ging es zwischen den Geschwistern Anna und Res offiziell um ein Ferienhaus. Erst ein Mediator brachte ans Licht, dass es eigentlich um eine viel ältere Frage ging: Wer war als Kind mehr geliebt worden?</w:t>
+        <w:t>Wenn du bis hierhin gelesen hast, kennst du wahrscheinlich viele der Geschichten in diesem Buch. Vielleicht hast du dich in Meret wiedererkannt, die nachts noch Gespräche führt, die nie stattfanden. Oder in Yannick, der eine Frage stellte, ohne eine Antwort zu bekommen, und trotzdem einen Weg fand, weiterzugehen.</w:t>
       </w:r>
     </w:p>
     <w:p>
       <w:pPr/>
       <w:r>
         <w:rPr>
-          <w:b/>
-          <w:i w:val="0"/>
-        </w:rPr>
-        <w:t>Was in dir wirklich passiert</w:t>
+          <w:b w:val="0"/>
+          <w:i w:val="0"/>
+        </w:rPr>
+        <w:t>Dieses Buch konnte dir das Gespräch nicht geben, auf das du gewartet hast. Das konnte kein Buch. Was es dir vielleicht geben konnte, ist etwas anderes: die Erlaubnis, nicht länger darauf zu warten, um weiterzugehen.</w:t>
       </w:r>
     </w:p>
     <w:p>
@@ -4226,17 +4283,17 @@
           <w:b w:val="0"/>
           <w:i w:val="0"/>
         </w:rPr>
-        <w:t>Finanzielle Konflikte innerhalb einer Familie sind oft ein Stellvertreterschauplatz für tiefer liegende, emotionale Fragen, die nie direkt angesprochen wurden.</w:t>
+        <w:t>Das bedeutet nicht, dass die Vergangenheit plötzlich keine Bedeutung mehr hat. Es bedeutet, dass sie nicht länger die Bedingung dafür ist, wie dein nächster Tag aussieht.</w:t>
       </w:r>
     </w:p>
     <w:p>
       <w:pPr/>
       <w:r>
         <w:rPr>
-          <w:b/>
-          <w:i w:val="0"/>
-        </w:rPr>
-        <w:t>Kleine Übung</w:t>
+          <w:b w:val="0"/>
+          <w:i w:val="0"/>
+        </w:rPr>
+        <w:t>Vielleicht kommt die Entschuldigung noch. Vielleicht kommt sie nie. Beides ändert nichts mehr daran, dass du diesen Weg gegangen bist, ohne sie.</w:t>
       </w:r>
     </w:p>
     <w:p>
@@ -4246,17 +4303,18 @@
           <w:b w:val="0"/>
           <w:i w:val="0"/>
         </w:rPr>
-        <w:t>Wenn du in einem Geldkonflikt mit einer nahestehenden Person steckst: Frag dich, ob es tatsächlich nur um das Geld geht, oder um etwas Älteres, das nie ausgesprochen wurde.</w:t>
-      </w:r>
-    </w:p>
-    <w:p>
-      <w:pPr/>
-      <w:r>
-        <w:rPr>
-          <w:b w:val="0"/>
-          <w:i w:val="0"/>
-        </w:rPr>
-        <w:t>TikTok · Manche Rechnungen sind nie wirklich finanzieller Natur.</w:t>
+        <w:t>Und das allein ist bereits ein Beweis für etwas, das dir niemand mehr nehmen kann.</w:t>
+      </w:r>
+    </w:p>
+    <w:p>
+      <w:pPr>
+        <w:jc w:val="center"/>
+      </w:pPr>
+      <w:r>
+        <w:rPr>
+          <w:i/>
+        </w:rPr>
+        <w:t>♥</w:t>
       </w:r>
     </w:p>
     <w:p>
@@ -4266,80 +4324,99 @@
       <w:r>
         <w:rPr>
           <w:b/>
-          <w:i w:val="0"/>
           <w:sz w:val="34"/>
         </w:rPr>
-        <w:t>Wenn du beginnst, dir selbst zu vertrauen</w:t>
-      </w:r>
-    </w:p>
-    <w:p>
-      <w:pPr/>
-      <w:r>
-        <w:rPr>
-          <w:b w:val="0"/>
-          <w:i w:val="0"/>
-        </w:rPr>
-        <w:t>Nach einer Erfahrung, in der die eigene Wahrnehmung immer wieder infrage gestellt wurde, ist der Weg zurück zum eigenen Urteilsvermögen oft der wichtigste Schritt überhaupt.</w:t>
-      </w:r>
-    </w:p>
-    <w:p>
-      <w:pPr/>
-      <w:r>
-        <w:rPr>
-          <w:b w:val="0"/>
-          <w:i w:val="0"/>
-        </w:rPr>
-        <w:t>Nachdem Vreni jahrelang in einer Beziehung gelebt hatte, in der ihr ständig gesagt wurde, sie „übertreibe“, brauchte sie nach der Trennung Monate, um wieder eigenständig zu entscheiden, ob eine Situation tatsächlich unangenehm war oder nicht.</w:t>
-      </w:r>
-    </w:p>
-    <w:p>
-      <w:pPr/>
-      <w:r>
-        <w:rPr>
-          <w:b/>
-          <w:i w:val="0"/>
-        </w:rPr>
-        <w:t>Was in dir wirklich passiert</w:t>
-      </w:r>
-    </w:p>
-    <w:p>
-      <w:pPr/>
-      <w:r>
-        <w:rPr>
-          <w:b w:val="0"/>
-          <w:i w:val="0"/>
-        </w:rPr>
-        <w:t>Wiederholtes Infragestellen der eigenen Wahrnehmung kann das Vertrauen in das eigene Urteilsvermögen nachhaltig erschüttern. Dieses Vertrauen lässt sich schrittweise wieder aufbauen, durch bewusstes Üben, den eigenen Eindrücken wieder Gewicht zu geben.</w:t>
-      </w:r>
-    </w:p>
-    <w:p>
-      <w:pPr/>
-      <w:r>
-        <w:rPr>
-          <w:b/>
-          <w:i w:val="0"/>
-        </w:rPr>
-        <w:t>Kleine Übung</w:t>
-      </w:r>
-    </w:p>
-    <w:p>
-      <w:pPr/>
-      <w:r>
-        <w:rPr>
-          <w:b w:val="0"/>
-          <w:i w:val="0"/>
-        </w:rPr>
-        <w:t>Notiere eine Woche lang kleine Momente, in denen dein erster Eindruck sich im Nachhinein als zutreffend erwiesen hat. Das baut Stück für Stück Vertrauen in dich selbst auf.</w:t>
-      </w:r>
-    </w:p>
-    <w:p>
-      <w:pPr/>
-      <w:r>
-        <w:rPr>
-          <w:b w:val="0"/>
-          <w:i w:val="0"/>
-        </w:rPr>
-        <w:t>TikTok · Dein erster Eindruck verdient wieder Gehör.</w:t>
+        <w:t>Eine Standortbestimmung</w:t>
+      </w:r>
+    </w:p>
+    <w:p>
+      <w:r>
+        <w:rPr>
+          <w:b w:val="0"/>
+          <w:i w:val="0"/>
+        </w:rPr>
+        <w:t>Kein Test im medizinischen Sinn und keine Diagnose. Beantworte die folgenden Sätze so ehrlich wie möglich.</w:t>
+      </w:r>
+    </w:p>
+    <w:p>
+      <w:r>
+        <w:rPr>
+          <w:b w:val="0"/>
+          <w:i w:val="0"/>
+        </w:rPr>
+        <w:t>Wo stehe ich heute, im Vergleich zu dem Tag, an dem ich dieses Buch aufgeschlagen habe?</w:t>
+      </w:r>
+    </w:p>
+    <w:p>
+      <w:r>
+        <w:rPr>
+          <w:b w:val="0"/>
+          <w:i w:val="0"/>
+        </w:rPr>
+        <w:t>_______________________________________________________</w:t>
+      </w:r>
+    </w:p>
+    <w:p>
+      <w:r>
+        <w:rPr>
+          <w:b w:val="0"/>
+          <w:i w:val="0"/>
+        </w:rPr>
+        <w:t>_______________________________________________________</w:t>
+      </w:r>
+    </w:p>
+    <w:p>
+      <w:r>
+        <w:rPr>
+          <w:b w:val="0"/>
+          <w:i w:val="0"/>
+        </w:rPr>
+        <w:t>Wie oft führe ich das innere Gespräch heute noch, verglichen mit vorher?</w:t>
+      </w:r>
+    </w:p>
+    <w:p>
+      <w:r>
+        <w:rPr>
+          <w:b w:val="0"/>
+          <w:i w:val="0"/>
+        </w:rPr>
+        <w:t>_______________________________________________________</w:t>
+      </w:r>
+    </w:p>
+    <w:p>
+      <w:r>
+        <w:rPr>
+          <w:b w:val="0"/>
+          <w:i w:val="0"/>
+        </w:rPr>
+        <w:t>_______________________________________________________</w:t>
+      </w:r>
+    </w:p>
+    <w:p>
+      <w:r>
+        <w:rPr>
+          <w:b w:val="0"/>
+          <w:i w:val="0"/>
+        </w:rPr>
+        <w:t>Was möchte ich als Nächstes angehen?</w:t>
+      </w:r>
+    </w:p>
+    <w:p>
+      <w:r>
+        <w:rPr>
+          <w:b w:val="0"/>
+          <w:i w:val="0"/>
+        </w:rPr>
+        <w:t>_______________________________________________________</w:t>
+      </w:r>
+    </w:p>
+    <w:p>
+      <w:r>
+        <w:rPr>
+          <w:b w:val="0"/>
+          <w:i w:val="0"/>
+        </w:rPr>
+        <w:t>_______________________________________________________</w:t>
       </w:r>
     </w:p>
     <w:p>
@@ -4349,80 +4426,72 @@
       <w:r>
         <w:rPr>
           <w:b/>
-          <w:i w:val="0"/>
           <w:sz w:val="34"/>
         </w:rPr>
-        <w:t>Wenn körperliche Symptome von emotionalem Schmerz erzählen</w:t>
-      </w:r>
-    </w:p>
-    <w:p>
-      <w:pPr/>
-      <w:r>
-        <w:rPr>
-          <w:b w:val="0"/>
-          <w:i w:val="0"/>
-        </w:rPr>
-        <w:t>Unverarbeitete emotionale Belastung zeigt sich manchmal zuerst im Körper, durch Verspannungen, Schlafprobleme oder unerklärliche Erschöpfung, bevor sie bewusst benannt wird.</w:t>
-      </w:r>
-    </w:p>
-    <w:p>
-      <w:pPr/>
-      <w:r>
-        <w:rPr>
-          <w:b w:val="0"/>
-          <w:i w:val="0"/>
-        </w:rPr>
-        <w:t>Monatelang litt Simone unter unerklärlichen Rückenschmerzen, bis eine Physiotherapeutin vorsichtig fragte, ob in ihrem Leben gerade viel emotionaler Druck bestehe. Erst da verband Simone die Schmerzen mit dem ungelösten Konflikt mit ihrer Schwester.</w:t>
-      </w:r>
-    </w:p>
-    <w:p>
-      <w:pPr/>
-      <w:r>
-        <w:rPr>
-          <w:b/>
-          <w:i w:val="0"/>
-        </w:rPr>
-        <w:t>Was in dir wirklich passiert</w:t>
-      </w:r>
-    </w:p>
-    <w:p>
-      <w:pPr/>
-      <w:r>
-        <w:rPr>
-          <w:b w:val="0"/>
-          <w:i w:val="0"/>
-        </w:rPr>
-        <w:t>Körperliche Beschwerden sind real und sollten ernst genommen werden. Innere Belastung kann dabei eine Rolle spielen, muss aber nicht die Ursache sein. Deshalb gehört Unklares medizinisch abgeklärt.</w:t>
-      </w:r>
-    </w:p>
-    <w:p>
-      <w:pPr/>
-      <w:r>
-        <w:rPr>
-          <w:b/>
-          <w:i w:val="0"/>
-        </w:rPr>
-        <w:t>Kleine Übung</w:t>
-      </w:r>
-    </w:p>
-    <w:p>
-      <w:pPr/>
-      <w:r>
-        <w:rPr>
-          <w:b w:val="0"/>
-          <w:i w:val="0"/>
-        </w:rPr>
-        <w:t>Wenn du unerklärliche körperliche Beschwerden hast, lass sie medizinisch abklären. Zusätzlich kannst du für dich beobachten, ob gerade ein ungelöstes Thema viel Raum einnimmt.</w:t>
-      </w:r>
-    </w:p>
-    <w:p>
-      <w:pPr/>
-      <w:r>
-        <w:rPr>
-          <w:b w:val="0"/>
-          <w:i w:val="0"/>
-        </w:rPr>
-        <w:t>TikTok · Der Körper erinnert sich manchmal an das, was der Kopf noch nicht aussprechen konnte.</w:t>
+        <w:t>Ein Brief an dich selbst</w:t>
+      </w:r>
+    </w:p>
+    <w:p>
+      <w:r>
+        <w:rPr>
+          <w:b w:val="0"/>
+          <w:i w:val="0"/>
+        </w:rPr>
+        <w:t>Bevor du dieses Buch weglegst, eine letzte Übung: Schreib dir selbst einen Brief, den du in einem Jahr wieder liest.</w:t>
+      </w:r>
+    </w:p>
+    <w:p>
+      <w:r>
+        <w:rPr>
+          <w:b w:val="0"/>
+          <w:i w:val="0"/>
+        </w:rPr>
+        <w:t>Ein Beispiel, wie ein solcher Brief aussehen kann, geschrieben von einer Person, die dieses Buch gelesen hat.</w:t>
+      </w:r>
+    </w:p>
+    <w:p>
+      <w:r>
+        <w:rPr>
+          <w:b w:val="0"/>
+          <w:i w:val="0"/>
+        </w:rPr>
+        <w:t>Liebes Ich in einem Jahr,</w:t>
+      </w:r>
+    </w:p>
+    <w:p>
+      <w:r>
+        <w:rPr>
+          <w:b w:val="0"/>
+          <w:i w:val="0"/>
+        </w:rPr>
+        <w:t>ich schreibe dir, weil ich heute zum ersten Mal seit Monaten einen ganzen Tag verbracht habe, ohne das alte Gespräch in meinem Kopf zu führen. Es ist einfach nicht aufgetaucht. Ich habe es fast vermisst, wie eine Gewohnheit, die man endlich losgeworden ist und die trotzdem kurz fehlt.</w:t>
+      </w:r>
+    </w:p>
+    <w:p>
+      <w:r>
+        <w:rPr>
+          <w:b w:val="0"/>
+          <w:i w:val="0"/>
+        </w:rPr>
+        <w:t>Du musst deinen Brief nicht so schreiben. Er darf kürzer sein, wütender, unsicherer.</w:t>
+      </w:r>
+    </w:p>
+    <w:p>
+      <w:r>
+        <w:rPr>
+          <w:b w:val="0"/>
+          <w:i w:val="0"/>
+        </w:rPr>
+        <w:t>Und genau dafür gibt es dieses Buch: nicht damit du das Geschehene vergisst, sondern damit du aufhörst, auf eine Erlaubnis zu warten, die vielleicht nie kommt.</w:t>
+      </w:r>
+    </w:p>
+    <w:p>
+      <w:r>
+        <w:rPr>
+          <w:b w:val="0"/>
+          <w:i w:val="0"/>
+        </w:rPr>
+        <w:t>Wer wählst du zu sein, wenn niemand dir mehr die Antwort gibt, auf die du gewartet hast?</w:t>
       </w:r>
     </w:p>
     <w:p>
@@ -4432,80 +4501,81 @@
       <w:r>
         <w:rPr>
           <w:b/>
-          <w:i w:val="0"/>
           <w:sz w:val="34"/>
         </w:rPr>
-        <w:t>Der letzte Satz, den du dir selbst sagen darfst</w:t>
-      </w:r>
-    </w:p>
-    <w:p>
-      <w:pPr/>
-      <w:r>
-        <w:rPr>
-          <w:b w:val="0"/>
-          <w:i w:val="0"/>
-        </w:rPr>
-        <w:t>Am Ende vieler Kapitel dieses Buches steht eine ähnliche Erkenntnis, in immer neuen Geschichten: Die Antwort, auf die man gewartet hat, war selten die Antwort, die tatsächlich Frieden brachte.</w:t>
-      </w:r>
-    </w:p>
-    <w:p>
-      <w:pPr/>
-      <w:r>
-        <w:rPr>
-          <w:b w:val="0"/>
-          <w:i w:val="0"/>
-        </w:rPr>
-        <w:t>Wenn man die Geschichten in diesem Buch nebeneinanderlegt, Meret, Yannick, Anita, Rahel, Vreni, Reto und viele andere, zeigt sich ein gemeinsames Muster: Der Frieden kam nicht durch das erwartete Gespräch, sondern durch die Entscheidung, nicht mehr davon abhängig zu sein.</w:t>
-      </w:r>
-    </w:p>
-    <w:p>
-      <w:pPr/>
-      <w:r>
-        <w:rPr>
-          <w:b/>
-          <w:i w:val="0"/>
-        </w:rPr>
-        <w:t>Was in dir wirklich passiert</w:t>
-      </w:r>
-    </w:p>
-    <w:p>
-      <w:pPr/>
-      <w:r>
-        <w:rPr>
-          <w:b w:val="0"/>
-          <w:i w:val="0"/>
-        </w:rPr>
-        <w:t>Der wiederkehrende Kern vieler Verarbeitungsprozesse ist nicht das Erreichen einer äusseren Antwort, sondern die innere Verschiebung, nicht mehr von ihr abhängig zu sein.</w:t>
-      </w:r>
-    </w:p>
-    <w:p>
-      <w:pPr/>
-      <w:r>
-        <w:rPr>
-          <w:b/>
-          <w:i w:val="0"/>
-        </w:rPr>
-        <w:t>Kleine Übung</w:t>
-      </w:r>
-    </w:p>
-    <w:p>
-      <w:pPr/>
-      <w:r>
-        <w:rPr>
-          <w:b w:val="0"/>
-          <w:i w:val="0"/>
-        </w:rPr>
-        <w:t>Formuliere für dich selbst den einen Satz, den du gerne von der anderen Person gehört hättest. Sag ihn dir jetzt selbst, laut, in deinen eigenen Worten.</w:t>
-      </w:r>
-    </w:p>
-    <w:p>
-      <w:pPr/>
-      <w:r>
-        <w:rPr>
-          <w:b w:val="0"/>
-          <w:i w:val="0"/>
-        </w:rPr>
-        <w:t>TikTok · Du brauchst kein letztes Gespräch, um mit deiner eigenen Geschichte in Frieden zu sein.</w:t>
+        <w:t>Die Satz-Sammlung</w:t>
+      </w:r>
+    </w:p>
+    <w:p>
+      <w:r>
+        <w:rPr>
+          <w:b w:val="0"/>
+          <w:i w:val="0"/>
+        </w:rPr>
+        <w:t>Zum Nachschlagen, ohne das Buch noch einmal zu lesen.</w:t>
+      </w:r>
+    </w:p>
+    <w:p>
+      <w:r>
+        <w:rPr>
+          <w:b w:val="0"/>
+          <w:i w:val="0"/>
+        </w:rPr>
+        <w:t>„Das Verhalten war die Antwort.“</w:t>
+      </w:r>
+    </w:p>
+    <w:p>
+      <w:r>
+        <w:rPr>
+          <w:b w:val="0"/>
+          <w:i w:val="0"/>
+        </w:rPr>
+        <w:t>„Ich brauche seine Entschuldigung nicht, um mir selbst zu glauben.“</w:t>
+      </w:r>
+    </w:p>
+    <w:p>
+      <w:r>
+        <w:rPr>
+          <w:b w:val="0"/>
+          <w:i w:val="0"/>
+        </w:rPr>
+        <w:t>„Nicht jede offene Frage braucht noch eine Antwort. Manche brauchen eine Entscheidung.“</w:t>
+      </w:r>
+    </w:p>
+    <w:p>
+      <w:r>
+        <w:rPr>
+          <w:b w:val="0"/>
+          <w:i w:val="0"/>
+        </w:rPr>
+        <w:t>„Ich darf abschliessen, auch wenn die Tür nie richtig geschlossen wurde.“</w:t>
+      </w:r>
+    </w:p>
+    <w:p>
+      <w:r>
+        <w:rPr>
+          <w:b w:val="0"/>
+          <w:i w:val="0"/>
+        </w:rPr>
+        <w:t>„Sein Weiterleben ist keine Bewertung meines Schmerzes.“</w:t>
+      </w:r>
+    </w:p>
+    <w:p>
+      <w:r>
+        <w:rPr>
+          <w:b w:val="0"/>
+          <w:i w:val="0"/>
+        </w:rPr>
+        <w:t>„Es ist geschehen. Aber ich trage es nicht mehr jeden Tag mit mir herum.“</w:t>
+      </w:r>
+    </w:p>
+    <w:p>
+      <w:r>
+        <w:rPr>
+          <w:b w:val="0"/>
+          <w:i w:val="0"/>
+        </w:rPr>
+        <w:t>„Verantwortung gehört dorthin zurück, wo sie hingehört.“</w:t>
       </w:r>
     </w:p>
     <w:p>
@@ -4515,81 +4585,60 @@
       <w:r>
         <w:rPr>
           <w:b/>
+          <w:i w:val="0"/>
           <w:sz w:val="34"/>
         </w:rPr>
-        <w:t>12. Ein Schritt pro Woche</w:t>
-      </w:r>
-    </w:p>
-    <w:p>
-      <w:r>
-        <w:rPr>
-          <w:b w:val="0"/>
-          <w:i w:val="0"/>
-        </w:rPr>
-        <w:t>Du brauchst keinen radikalen Schnitt, um frei zu werden. Ein Schritt pro Woche reicht.</w:t>
-      </w:r>
-    </w:p>
-    <w:p>
-      <w:r>
-        <w:rPr>
-          <w:b w:val="0"/>
-          <w:i w:val="0"/>
-        </w:rPr>
-        <w:t>Woche für Woche: Einmal bewusst nicht das innere Gespräch weiterführen, wenn es aufploppt. Den unversendeten Brief schreiben. Die Verantwortungs-Liste ausfüllen. Einen Satz aus der Satz-Sammlung laut aussprechen. Jede Woche ein Stück Boden zurückgewinnen.</w:t>
+        <w:t>Fragen, die mir oft gestellt werden</w:t>
       </w:r>
     </w:p>
     <w:p>
       <w:pPr/>
       <w:r>
         <w:rPr>
-          <w:b w:val="0"/>
-          <w:i w:val="0"/>
-        </w:rPr>
-        <w:t>Elena begann mit der kleinsten Übung aus diesem Buch, dem unversendeten Brief. Erst Monate später merkte sie, wie viele der anderen Übungen sie inzwischen, fast beiläufig, schon gemacht hatte.</w:t>
-      </w:r>
-    </w:p>
-    <w:p>
-      <w:r>
-        <w:rPr>
           <w:b/>
-        </w:rPr>
-        <w:t>Was in dir wirklich passiert</w:t>
-      </w:r>
-    </w:p>
-    <w:p>
-      <w:r>
-        <w:rPr>
-          <w:b w:val="0"/>
-          <w:i w:val="0"/>
-        </w:rPr>
-        <w:t>Veränderung, die bleibt, entsteht selten durch eine einzige grosse Entscheidung. Sie entsteht durch viele kleine, wiederholte Handlungen, die zusammen ein neues Muster ergeben, das stabiler ist als das alte, weil es Schritt für Schritt eingeübt wurde, nicht auf einmal erzwungen.</w:t>
-      </w:r>
-    </w:p>
-    <w:p>
+          <w:i w:val="0"/>
+        </w:rPr>
+        <w:t>Ist das nicht einfach Verdrängung, wenn ich aufhöre, auf eine Antwort zu warten?</w:t>
+      </w:r>
+    </w:p>
+    <w:p>
+      <w:pPr/>
+      <w:r>
+        <w:rPr>
+          <w:b w:val="0"/>
+          <w:i w:val="0"/>
+        </w:rPr>
+        <w:t>Nein. Verdrängung heisst, ein Thema komplett zu vermeiden. Dieses Buch bittet dich, hinzuschauen, genau zu benennen, was passiert ist, und danach bewusst zu entscheiden, wie viel Raum es weiterhin bekommt.</w:t>
+      </w:r>
+    </w:p>
+    <w:p>
+      <w:pPr/>
       <w:r>
         <w:rPr>
           <w:b/>
-        </w:rPr>
-        <w:t>Der Wochenplan</w:t>
-      </w:r>
-    </w:p>
-    <w:p>
-      <w:r>
-        <w:rPr>
-          <w:b w:val="0"/>
-          <w:i w:val="0"/>
-        </w:rPr>
-        <w:t>Wähle für die nächsten vier Wochen je eine Übung aus diesem Buch aus. Trag dir feste Tage dafür ein, so wie einen Termin, den du nicht verschiebst.</w:t>
+          <w:i w:val="0"/>
+        </w:rPr>
+        <w:t>Was, wenn die Person doch noch irgendwann das sagt, worauf ich gewartet habe?</w:t>
       </w:r>
     </w:p>
     <w:p>
       <w:pPr/>
       <w:r>
         <w:rPr>
+          <w:b w:val="0"/>
+          <w:i w:val="0"/>
+        </w:rPr>
+        <w:t>Das wäre schön, und es ändert nichts an der Arbeit, die du bis dahin machst. Wenn es passiert, ist es ein Geschenk. Wenn nicht, bist du trotzdem nicht mehr davon abhängig.</w:t>
+      </w:r>
+    </w:p>
+    <w:p>
+      <w:pPr/>
+      <w:r>
+        <w:rPr>
           <w:b/>
           <w:i w:val="0"/>
         </w:rPr>
-        <w:t>Der Zwölf-Wochen-Plan</w:t>
+        <w:t>Muss ich den Kontakt komplett abbrechen, um dieses Buch anzuwenden?</w:t>
       </w:r>
     </w:p>
     <w:p>
@@ -4599,17 +4648,17 @@
           <w:b w:val="0"/>
           <w:i w:val="0"/>
         </w:rPr>
-        <w:t>Woche 1-2: Die Gesprächs-Uhr führen, ohne etwas zu verändern, nur beobachten.</w:t>
+        <w:t>Nein. Manche Beziehungen aus diesem Buch bestehen weiter, lose oder mit veränderten Erwartungen. Andere enden tatsächlich. Beides ist möglich, das Buch schreibt dir keine Entscheidung vor. Es geht nicht darum, Beziehungen zu beenden, sondern darum, innerlich nicht mehr von einer Reaktion abhängig zu sein, die vielleicht nie kommt.</w:t>
       </w:r>
     </w:p>
     <w:p>
       <w:pPr/>
       <w:r>
         <w:rPr>
-          <w:b w:val="0"/>
-          <w:i w:val="0"/>
-        </w:rPr>
-        <w:t>Woche 3-4: Die Verantwortungs-Liste für die zentrale Situation ausfüllen.</w:t>
+          <w:b/>
+          <w:i w:val="0"/>
+        </w:rPr>
+        <w:t>Was, wenn ich merke, dass ich selbst derjenige bin, der nie eine Entschuldigung angeboten hat?</w:t>
       </w:r>
     </w:p>
     <w:p>
@@ -4619,17 +4668,17 @@
           <w:b w:val="0"/>
           <w:i w:val="0"/>
         </w:rPr>
-        <w:t>Woche 5-6: Den unversendeten Brief schreiben und laut lesen.</w:t>
+        <w:t>Das kommt öfter vor, als man denkt, gerade weil dieses Buch zum genauen Hinsehen einlädt. Falls das bei dir der Fall ist: Eine echte Entschuldigung, ohne Bedingung, ist selten zu spät.</w:t>
       </w:r>
     </w:p>
     <w:p>
       <w:pPr/>
       <w:r>
         <w:rPr>
-          <w:b w:val="0"/>
-          <w:i w:val="0"/>
-        </w:rPr>
-        <w:t>Woche 7: Den Realitäts-Anker für eine bestrittene Erinnerung aufschreiben.</w:t>
+          <w:b/>
+          <w:i w:val="0"/>
+        </w:rPr>
+        <w:t>Wie lange dauert es, bis sich etwas verändert?</w:t>
       </w:r>
     </w:p>
     <w:p>
@@ -4639,17 +4688,17 @@
           <w:b w:val="0"/>
           <w:i w:val="0"/>
         </w:rPr>
-        <w:t>Woche 8: Drei Sätze aus der Satz-Sammlung laut üben, auch wenn es sich fremd anfühlt.</w:t>
+        <w:t>Dafür gibt es keine feste Frist. Entscheidend ist nicht die Zahl der Wochen, sondern ob du im Alltag bemerkst, dass das alte Gespräch weniger Raum bekommt und du schneller wieder bei dir ankommst.</w:t>
       </w:r>
     </w:p>
     <w:p>
       <w:pPr/>
       <w:r>
         <w:rPr>
-          <w:b w:val="0"/>
-          <w:i w:val="0"/>
-        </w:rPr>
-        <w:t>Woche 9-10: Eine bewusste Entscheidung treffen, wie viel Kontakt du künftig willst, und sie umsetzen.</w:t>
+          <w:b/>
+          <w:i w:val="0"/>
+        </w:rPr>
+        <w:t>Was, wenn ich merke, dass ich selbst jemandem eine Erklärung schulde?</w:t>
       </w:r>
     </w:p>
     <w:p>
@@ -4659,536 +4708,7 @@
           <w:b w:val="0"/>
           <w:i w:val="0"/>
         </w:rPr>
-        <w:t>Woche 11: Die Standortbestimmung ausfüllen und mit dem Anfang vergleichen.</w:t>
-      </w:r>
-    </w:p>
-    <w:p>
-      <w:pPr/>
-      <w:r>
-        <w:rPr>
-          <w:b w:val="0"/>
-          <w:i w:val="0"/>
-        </w:rPr>
-        <w:t>Woche 12: Den Brief an dich selbst schreiben, den du in einem Jahr wieder liest.</w:t>
-      </w:r>
-    </w:p>
-    <w:p>
-      <w:pPr/>
-      <w:r>
-        <w:rPr>
-          <w:b w:val="0"/>
-          <w:i w:val="0"/>
-        </w:rPr>
-        <w:t>Du musst diesen Plan nicht perfekt einhalten. Eine Woche auslassen und später weitermachen ist kein Rückschritt, nur ein anderes Tempo.</w:t>
-      </w:r>
-    </w:p>
-    <w:p>
-      <w:pPr>
-        <w:jc w:val="center"/>
-      </w:pPr>
-      <w:r>
-        <w:rPr>
-          <w:i/>
-        </w:rPr>
-        <w:t>TikTok  ·  Du brauchst kein letztes Gespräch. Du brauchst einen ersten Schritt. Diese Woche reicht das.</w:t>
-      </w:r>
-    </w:p>
-    <w:p>
-      <w:pPr>
-        <w:pageBreakBefore/>
-      </w:pPr>
-      <w:r>
-        <w:rPr>
-          <w:b/>
-          <w:i w:val="0"/>
-          <w:sz w:val="34"/>
-        </w:rPr>
-        <w:t>Epilog: Das Gespräch, das du nicht mehr brauchst</w:t>
-      </w:r>
-    </w:p>
-    <w:p>
-      <w:pPr/>
-      <w:r>
-        <w:rPr>
-          <w:b w:val="0"/>
-          <w:i w:val="0"/>
-        </w:rPr>
-        <w:t>Am Anfang dieses Buches stand ein Gespräch, das du dir gewünscht hast. Vielleicht mit einem Elternteil, einer Freundin, einem Partner, einer Schwester. Ein Gespräch mit einer klaren Erklärung, einer ehrlichen Entschuldigung, einem Schlusspunkt, den jemand anderes für dich setzt.</w:t>
-      </w:r>
-    </w:p>
-    <w:p>
-      <w:pPr/>
-      <w:r>
-        <w:rPr>
-          <w:b w:val="0"/>
-          <w:i w:val="0"/>
-        </w:rPr>
-        <w:t>Wenn du bis hierhin gelesen hast, kennst du wahrscheinlich viele der Geschichten in diesem Buch. Vielleicht hast du dich in Meret wiedererkannt, die nachts noch Gespräche führt, die nie stattfanden. Oder in Yannick, der eine Frage stellte, ohne eine Antwort zu bekommen, und trotzdem einen Weg fand, weiterzugehen.</w:t>
-      </w:r>
-    </w:p>
-    <w:p>
-      <w:pPr/>
-      <w:r>
-        <w:rPr>
-          <w:b w:val="0"/>
-          <w:i w:val="0"/>
-        </w:rPr>
-        <w:t>Dieses Buch konnte dir das Gespräch nicht geben, auf das du gewartet hast. Das konnte kein Buch. Was es dir vielleicht geben konnte, ist etwas anderes: die Erlaubnis, nicht länger darauf zu warten, um weiterzugehen.</w:t>
-      </w:r>
-    </w:p>
-    <w:p>
-      <w:pPr/>
-      <w:r>
-        <w:rPr>
-          <w:b w:val="0"/>
-          <w:i w:val="0"/>
-        </w:rPr>
-        <w:t>Das bedeutet nicht, dass die Vergangenheit plötzlich keine Bedeutung mehr hat. Es bedeutet, dass sie nicht länger die Bedingung dafür ist, wie dein nächster Tag aussieht.</w:t>
-      </w:r>
-    </w:p>
-    <w:p>
-      <w:pPr/>
-      <w:r>
-        <w:rPr>
-          <w:b w:val="0"/>
-          <w:i w:val="0"/>
-        </w:rPr>
-        <w:t>Vielleicht kommt die Entschuldigung noch. Vielleicht kommt sie nie. Beides ändert nichts mehr daran, dass du diesen Weg gegangen bist, ohne sie.</w:t>
-      </w:r>
-    </w:p>
-    <w:p>
-      <w:pPr/>
-      <w:r>
-        <w:rPr>
-          <w:b w:val="0"/>
-          <w:i w:val="0"/>
-        </w:rPr>
-        <w:t>Und das allein ist bereits ein Beweis für etwas, das dir niemand mehr nehmen kann.</w:t>
-      </w:r>
-    </w:p>
-    <w:p>
-      <w:pPr>
-        <w:jc w:val="center"/>
-      </w:pPr>
-      <w:r>
-        <w:rPr>
-          <w:i/>
-        </w:rPr>
-        <w:t>♥</w:t>
-      </w:r>
-    </w:p>
-    <w:p>
-      <w:pPr>
-        <w:pageBreakBefore/>
-      </w:pPr>
-      <w:r>
-        <w:rPr>
-          <w:b/>
-          <w:sz w:val="34"/>
-        </w:rPr>
-        <w:t>Eine Standortbestimmung</w:t>
-      </w:r>
-    </w:p>
-    <w:p>
-      <w:r>
-        <w:rPr>
-          <w:b w:val="0"/>
-          <w:i w:val="0"/>
-        </w:rPr>
-        <w:t>Kein Test im medizinischen Sinn und keine Diagnose. Beantworte die folgenden Sätze so ehrlich wie möglich.</w:t>
-      </w:r>
-    </w:p>
-    <w:p>
-      <w:r>
-        <w:rPr>
-          <w:b w:val="0"/>
-          <w:i w:val="0"/>
-        </w:rPr>
-        <w:t>Wo stehe ich heute, im Vergleich zu dem Tag, an dem ich dieses Buch aufgeschlagen habe?</w:t>
-      </w:r>
-    </w:p>
-    <w:p>
-      <w:r>
-        <w:rPr>
-          <w:b w:val="0"/>
-          <w:i w:val="0"/>
-        </w:rPr>
-        <w:t>_______________________________________________________</w:t>
-      </w:r>
-    </w:p>
-    <w:p>
-      <w:r>
-        <w:rPr>
-          <w:b w:val="0"/>
-          <w:i w:val="0"/>
-        </w:rPr>
-        <w:t>_______________________________________________________</w:t>
-      </w:r>
-    </w:p>
-    <w:p>
-      <w:r>
-        <w:rPr>
-          <w:b w:val="0"/>
-          <w:i w:val="0"/>
-        </w:rPr>
-        <w:t>Wie oft führe ich das innere Gespräch heute noch, verglichen mit vorher?</w:t>
-      </w:r>
-    </w:p>
-    <w:p>
-      <w:r>
-        <w:rPr>
-          <w:b w:val="0"/>
-          <w:i w:val="0"/>
-        </w:rPr>
-        <w:t>_______________________________________________________</w:t>
-      </w:r>
-    </w:p>
-    <w:p>
-      <w:r>
-        <w:rPr>
-          <w:b w:val="0"/>
-          <w:i w:val="0"/>
-        </w:rPr>
-        <w:t>_______________________________________________________</w:t>
-      </w:r>
-    </w:p>
-    <w:p>
-      <w:r>
-        <w:rPr>
-          <w:b w:val="0"/>
-          <w:i w:val="0"/>
-        </w:rPr>
-        <w:t>Was möchte ich als Nächstes angehen?</w:t>
-      </w:r>
-    </w:p>
-    <w:p>
-      <w:r>
-        <w:rPr>
-          <w:b w:val="0"/>
-          <w:i w:val="0"/>
-        </w:rPr>
-        <w:t>_______________________________________________________</w:t>
-      </w:r>
-    </w:p>
-    <w:p>
-      <w:r>
-        <w:rPr>
-          <w:b w:val="0"/>
-          <w:i w:val="0"/>
-        </w:rPr>
-        <w:t>_______________________________________________________</w:t>
-      </w:r>
-    </w:p>
-    <w:p>
-      <w:pPr>
-        <w:pageBreakBefore/>
-      </w:pPr>
-      <w:r>
-        <w:rPr>
-          <w:b/>
-          <w:sz w:val="34"/>
-        </w:rPr>
-        <w:t>Ein Brief an dich selbst</w:t>
-      </w:r>
-    </w:p>
-    <w:p>
-      <w:r>
-        <w:rPr>
-          <w:b w:val="0"/>
-          <w:i w:val="0"/>
-        </w:rPr>
-        <w:t>Bevor du dieses Buch weglegst, eine letzte Übung: Schreib dir selbst einen Brief, den du in einem Jahr wieder liest.</w:t>
-      </w:r>
-    </w:p>
-    <w:p>
-      <w:r>
-        <w:rPr>
-          <w:b w:val="0"/>
-          <w:i w:val="0"/>
-        </w:rPr>
-        <w:t>Ein Beispiel, wie ein solcher Brief aussehen kann, geschrieben von einer Person, die dieses Buch gelesen hat.</w:t>
-      </w:r>
-    </w:p>
-    <w:p>
-      <w:r>
-        <w:rPr>
-          <w:b w:val="0"/>
-          <w:i w:val="0"/>
-        </w:rPr>
-        <w:t>Liebes Ich in einem Jahr,</w:t>
-      </w:r>
-    </w:p>
-    <w:p>
-      <w:r>
-        <w:rPr>
-          <w:b w:val="0"/>
-          <w:i w:val="0"/>
-        </w:rPr>
-        <w:t>ich schreibe dir, weil ich heute zum ersten Mal seit Monaten einen ganzen Tag verbracht habe, ohne das alte Gespräch in meinem Kopf zu führen. Es ist einfach nicht aufgetaucht. Ich habe es fast vermisst, wie eine Gewohnheit, die man endlich losgeworden ist und die trotzdem kurz fehlt.</w:t>
-      </w:r>
-    </w:p>
-    <w:p>
-      <w:r>
-        <w:rPr>
-          <w:b w:val="0"/>
-          <w:i w:val="0"/>
-        </w:rPr>
-        <w:t>Du musst deinen Brief nicht so schreiben. Er darf kürzer sein, wütender, unsicherer.</w:t>
-      </w:r>
-    </w:p>
-    <w:p>
-      <w:r>
-        <w:rPr>
-          <w:b w:val="0"/>
-          <w:i w:val="0"/>
-        </w:rPr>
-        <w:t>Und genau dafür gibt es dieses Buch: nicht damit du das Geschehene vergisst, sondern damit du aufhörst, auf eine Erlaubnis zu warten, die vielleicht nie kommt.</w:t>
-      </w:r>
-    </w:p>
-    <w:p>
-      <w:r>
-        <w:rPr>
-          <w:b w:val="0"/>
-          <w:i w:val="0"/>
-        </w:rPr>
-        <w:t>Wer wählst du zu sein, wenn niemand dir mehr die Antwort gibt, auf die du gewartet hast?</w:t>
-      </w:r>
-    </w:p>
-    <w:p>
-      <w:pPr>
-        <w:pageBreakBefore/>
-      </w:pPr>
-      <w:r>
-        <w:rPr>
-          <w:b/>
-          <w:sz w:val="34"/>
-        </w:rPr>
-        <w:t>Die Satz-Sammlung</w:t>
-      </w:r>
-    </w:p>
-    <w:p>
-      <w:r>
-        <w:rPr>
-          <w:b w:val="0"/>
-          <w:i w:val="0"/>
-        </w:rPr>
-        <w:t>Zum Nachschlagen, ohne das Buch noch einmal zu lesen.</w:t>
-      </w:r>
-    </w:p>
-    <w:p>
-      <w:r>
-        <w:rPr>
-          <w:b w:val="0"/>
-          <w:i w:val="0"/>
-        </w:rPr>
-        <w:t>„Das Verhalten war die Antwort.“</w:t>
-      </w:r>
-    </w:p>
-    <w:p>
-      <w:r>
-        <w:rPr>
-          <w:b w:val="0"/>
-          <w:i w:val="0"/>
-        </w:rPr>
-        <w:t>„Ich brauche seine Entschuldigung nicht, um mir selbst zu glauben.“</w:t>
-      </w:r>
-    </w:p>
-    <w:p>
-      <w:r>
-        <w:rPr>
-          <w:b w:val="0"/>
-          <w:i w:val="0"/>
-        </w:rPr>
-        <w:t>„Nicht jede offene Frage braucht noch eine Antwort. Manche brauchen eine Entscheidung.“</w:t>
-      </w:r>
-    </w:p>
-    <w:p>
-      <w:r>
-        <w:rPr>
-          <w:b w:val="0"/>
-          <w:i w:val="0"/>
-        </w:rPr>
-        <w:t>„Ich darf abschliessen, auch wenn die Tür nie richtig geschlossen wurde.“</w:t>
-      </w:r>
-    </w:p>
-    <w:p>
-      <w:r>
-        <w:rPr>
-          <w:b w:val="0"/>
-          <w:i w:val="0"/>
-        </w:rPr>
-        <w:t>„Sein Weiterleben ist keine Bewertung meines Schmerzes.“</w:t>
-      </w:r>
-    </w:p>
-    <w:p>
-      <w:r>
-        <w:rPr>
-          <w:b w:val="0"/>
-          <w:i w:val="0"/>
-        </w:rPr>
-        <w:t>„Es ist geschehen. Aber ich trage es nicht mehr jeden Tag mit mir herum.“</w:t>
-      </w:r>
-    </w:p>
-    <w:p>
-      <w:r>
-        <w:rPr>
-          <w:b w:val="0"/>
-          <w:i w:val="0"/>
-        </w:rPr>
-        <w:t>„Verantwortung gehört dorthin zurück, wo sie hingehört.“</w:t>
-      </w:r>
-    </w:p>
-    <w:p>
-      <w:pPr>
-        <w:pageBreakBefore/>
-      </w:pPr>
-      <w:r>
-        <w:rPr>
-          <w:b/>
-          <w:i w:val="0"/>
-          <w:sz w:val="34"/>
-        </w:rPr>
-        <w:t>Fragen, die mir oft gestellt werden</w:t>
-      </w:r>
-    </w:p>
-    <w:p>
-      <w:pPr/>
-      <w:r>
-        <w:rPr>
-          <w:b/>
-          <w:i w:val="0"/>
-        </w:rPr>
-        <w:t>Ist das nicht einfach Verdrängung, wenn ich aufhöre, auf eine Antwort zu warten?</w:t>
-      </w:r>
-    </w:p>
-    <w:p>
-      <w:pPr/>
-      <w:r>
-        <w:rPr>
-          <w:b w:val="0"/>
-          <w:i w:val="0"/>
-        </w:rPr>
-        <w:t>Nein. Verdrängung heisst, ein Thema komplett zu vermeiden. Dieses Buch bittet dich, hinzuschauen, genau zu benennen, was passiert ist, und danach bewusst zu entscheiden, wie viel Raum es weiterhin bekommt.</w:t>
-      </w:r>
-    </w:p>
-    <w:p>
-      <w:pPr/>
-      <w:r>
-        <w:rPr>
-          <w:b/>
-          <w:i w:val="0"/>
-        </w:rPr>
-        <w:t>Was, wenn die Person doch noch irgendwann das sagt, worauf ich gewartet habe?</w:t>
-      </w:r>
-    </w:p>
-    <w:p>
-      <w:pPr/>
-      <w:r>
-        <w:rPr>
-          <w:b w:val="0"/>
-          <w:i w:val="0"/>
-        </w:rPr>
-        <w:t>Das wäre schön, und es ändert nichts an der Arbeit, die du bis dahin machst. Wenn es passiert, ist es ein Geschenk. Wenn nicht, bist du trotzdem nicht mehr davon abhängig.</w:t>
-      </w:r>
-    </w:p>
-    <w:p>
-      <w:pPr/>
-      <w:r>
-        <w:rPr>
-          <w:b/>
-          <w:i w:val="0"/>
-        </w:rPr>
-        <w:t>Muss ich den Kontakt komplett abbrechen, um dieses Buch anzuwenden?</w:t>
-      </w:r>
-    </w:p>
-    <w:p>
-      <w:pPr/>
-      <w:r>
-        <w:rPr>
-          <w:b w:val="0"/>
-          <w:i w:val="0"/>
-        </w:rPr>
-        <w:t>Nein. Manche Beziehungen aus diesem Buch bestehen weiter, nur mit veränderten Erwartungen. Andere enden tatsächlich. Beides ist möglich, das Buch schreibt dir keine Entscheidung vor.</w:t>
-      </w:r>
-    </w:p>
-    <w:p>
-      <w:pPr/>
-      <w:r>
-        <w:rPr>
-          <w:b/>
-          <w:i w:val="0"/>
-        </w:rPr>
-        <w:t>Was, wenn ich merke, dass ich selbst derjenige bin, der nie eine Entschuldigung angeboten hat?</w:t>
-      </w:r>
-    </w:p>
-    <w:p>
-      <w:pPr/>
-      <w:r>
-        <w:rPr>
-          <w:b w:val="0"/>
-          <w:i w:val="0"/>
-        </w:rPr>
-        <w:t>Das kommt öfter vor, als man denkt, gerade weil dieses Buch zum genauen Hinsehen einlädt. Falls das bei dir der Fall ist: Eine echte Entschuldigung, ohne Bedingung, ist selten zu spät.</w:t>
-      </w:r>
-    </w:p>
-    <w:p>
-      <w:pPr/>
-      <w:r>
-        <w:rPr>
-          <w:b/>
-          <w:i w:val="0"/>
-        </w:rPr>
-        <w:t>Wie lange dauert es, bis sich etwas verändert?</w:t>
-      </w:r>
-    </w:p>
-    <w:p>
-      <w:pPr/>
-      <w:r>
-        <w:rPr>
-          <w:b w:val="0"/>
-          <w:i w:val="0"/>
-        </w:rPr>
-        <w:t>Dafür gibt es keine feste Frist. Entscheidend ist nicht die Zahl der Wochen, sondern ob du im Alltag bemerkst, dass das alte Gespräch weniger Raum bekommt und du schneller wieder bei dir ankommst.</w:t>
-      </w:r>
-    </w:p>
-    <w:p>
-      <w:pPr/>
-      <w:r>
-        <w:rPr>
-          <w:b/>
-          <w:i w:val="0"/>
-        </w:rPr>
-        <w:t>Was, wenn ich merke, dass ich selbst jemandem eine Erklärung schulde?</w:t>
-      </w:r>
-    </w:p>
-    <w:p>
-      <w:pPr/>
-      <w:r>
-        <w:rPr>
-          <w:b w:val="0"/>
-          <w:i w:val="0"/>
-        </w:rPr>
         <w:t>Dann darfst du entscheiden, ob und wie du sie gibst. Dieses Buch verlangt nicht, dass du perfekt warst. Es verlangt nur Ehrlichkeit darüber, was war.</w:t>
-      </w:r>
-    </w:p>
-    <w:p>
-      <w:pPr/>
-      <w:r>
-        <w:rPr>
-          <w:b/>
-          <w:i w:val="0"/>
-        </w:rPr>
-        <w:t>Muss ich den Kontakt komplett abbrechen, damit die Übungen wirken?</w:t>
-      </w:r>
-    </w:p>
-    <w:p>
-      <w:pPr/>
-      <w:r>
-        <w:rPr>
-          <w:b w:val="0"/>
-          <w:i w:val="0"/>
-        </w:rPr>
-        <w:t>Nein. Viele Menschen in diesem Buch bleiben in losem Kontakt. Es geht nicht darum, Beziehungen zu beenden, sondern darum, innerlich nicht mehr von einer Reaktion abhängig zu sein, die vielleicht nie kommt.</w:t>
       </w:r>
     </w:p>
     <w:p>

--- a/outputs/buch-letztes-gespraech/buch-MANUSKRIPT.docx
+++ b/outputs/buch-letztes-gespraech/buch-MANUSKRIPT.docx
@@ -936,6 +936,15 @@
     <w:p>
       <w:r>
         <w:rPr>
+          <w:b w:val="0"/>
+          <w:i w:val="0"/>
+        </w:rPr>
+        <w:t xml:space="preserve">Leg dir für die nächsten 24 Stunden ein Blatt bereit und mach einen Strich, sobald das innere Gespräch anfängt. Zähl die Striche morgen nach, ganz ohne zu werten.</w:t>
+      </w:r>
+    </w:p>
+    <w:p>
+      <w:r>
+        <w:rPr>
           <w:b/>
         </w:rPr>
         <w:t>Zum Weiterdenken</w:t>
@@ -1054,6 +1063,15 @@
       </w:r>
     </w:p>
     <w:p>
+      <w:r>
+        <w:rPr>
+          <w:b w:val="0"/>
+          <w:i w:val="0"/>
+        </w:rPr>
+        <w:t xml:space="preserve">Sprich den übersetzten Satz heute einmal laut aus, nur für dich allein. Am nächsten Tag liest du ihn noch einmal und schaust, ob er immer noch stimmt.</w:t>
+      </w:r>
+    </w:p>
+    <w:p>
       <w:pPr>
         <w:jc w:val="center"/>
       </w:pPr>
@@ -1242,6 +1260,15 @@
       </w:r>
     </w:p>
     <w:p>
+      <w:r>
+        <w:rPr>
+          <w:b w:val="0"/>
+          <w:i w:val="0"/>
+        </w:rPr>
+        <w:t xml:space="preserve">Achte in den nächsten 24 Stunden bewusst darauf, ob genau dieses Verhalten irgendwo auftaucht, bei dieser Person oder in deiner Erinnerung daran. Halt am nächsten Tag in einem Satz fest, ob es so war.</w:t>
+      </w:r>
+    </w:p>
+    <w:p>
       <w:pPr>
         <w:jc w:val="center"/>
       </w:pPr>
@@ -1515,6 +1542,15 @@
       </w:r>
     </w:p>
     <w:p>
+      <w:r>
+        <w:rPr>
+          <w:b w:val="0"/>
+          <w:i w:val="0"/>
+        </w:rPr>
+        <w:t xml:space="preserve">Leg das Blatt heute an einen festen Ort, den du genau kennst, eine bestimmte Schublade oder Mappe. Am nächsten Tag schaust du nach, ob du es auf Anhieb wiederfindest.</w:t>
+      </w:r>
+    </w:p>
+    <w:p>
       <w:pPr>
         <w:jc w:val="center"/>
       </w:pPr>
@@ -1694,6 +1730,15 @@
       </w:r>
     </w:p>
     <w:p>
+      <w:r>
+        <w:rPr>
+          <w:b w:val="0"/>
+          <w:i w:val="0"/>
+        </w:rPr>
+        <w:t xml:space="preserve">Lies dir heute einen Satz aus der Spalte „Seine/ihre Verantwortung“ laut vor, auch wenn niemand im Raum ist. Morgen notierst du in einem Wort, wie sich das angefühlt hat.</w:t>
+      </w:r>
+    </w:p>
+    <w:p>
       <w:pPr>
         <w:jc w:val="center"/>
       </w:pPr>
@@ -1873,6 +1918,15 @@
       </w:r>
     </w:p>
     <w:p>
+      <w:r>
+        <w:rPr>
+          <w:b w:val="0"/>
+          <w:i w:val="0"/>
+        </w:rPr>
+        <w:t xml:space="preserve">Triff die Entscheidung über das Papier noch heute und setz sie auch um, verbrennen, aufbewahren oder wegwerfen. Am nächsten Tag schaust du nach, ob du es wirklich getan hast.</w:t>
+      </w:r>
+    </w:p>
+    <w:p>
       <w:pPr>
         <w:jc w:val="center"/>
       </w:pPr>
@@ -2378,6 +2432,15 @@
           <w:i w:val="0"/>
         </w:rPr>
         <w:t>Schreib die wahrscheinlichste, freundlichste UND die wahrscheinlichste, unfreundlichste Erklärung für das Schweigen auf. Meistens liegt die Wahrheit näher an der zweiten, als das eigene Ego zugeben möchte.</w:t>
+      </w:r>
+    </w:p>
+    <w:p>
+      <w:r>
+        <w:rPr>
+          <w:b w:val="0"/>
+          <w:i w:val="0"/>
+        </w:rPr>
+        <w:t xml:space="preserve">Schick dir die unfreundlichste Erklärung noch heute als Nachricht an dich selbst. Morgen liest du sie durch und prüfst, ob du sie immer noch für die wahrscheinlichere hältst.</w:t>
       </w:r>
     </w:p>
     <w:p>

--- a/outputs/buch-letztes-gespraech/buch-MANUSKRIPT.docx
+++ b/outputs/buch-letztes-gespraech/buch-MANUSKRIPT.docx
@@ -1923,7 +1923,7 @@
           <w:b w:val="0"/>
           <w:i w:val="0"/>
         </w:rPr>
-        <w:t xml:space="preserve">Triff die Entscheidung über das Papier noch heute und setz sie auch um, verbrennen, aufbewahren oder wegwerfen. Am nächsten Tag schaust du nach, ob du es wirklich getan hast.</w:t>
+        <w:t>Setz die Entscheidung noch heute um, verbrennen, aufbewahren oder wegwerfen. Am nächsten Tag schaust du nach, ob du es wirklich getan hast.</w:t>
       </w:r>
     </w:p>
     <w:p>

--- a/outputs/buch-letztes-gespraech/buch-MANUSKRIPT.docx
+++ b/outputs/buch-letztes-gespraech/buch-MANUSKRIPT.docx
@@ -971,6 +971,12 @@
       </w:r>
     </w:p>
     <w:p>
+      <w:pPr/>
+      <w:r>
+        <w:t>Am Ende dieses Buchs wartet übrigens ein kostenloses Extra für dich: ein kurzes Begleit-PDF mit Übungen zum Buch. Mehr dazu ganz am Schluss.</w:t>
+      </w:r>
+    </w:p>
+    <w:p>
       <w:pPr>
         <w:pageBreakBefore/>
       </w:pPr>
@@ -2508,7 +2514,7 @@
           <w:b w:val="0"/>
           <w:i w:val="0"/>
         </w:rPr>
-        <w:t>Weitergehen bedeutet nicht, die Erinnerung zu löschen oder das Geschehene kleinzureden. Vergessen wäre ohnehin kein realistisches Ziel, denn bedeutsame, emotional aufgeladene Erlebnisse verblassen neurologisch selten vollständig. Es bedeutet, dass das Ereignis nicht länger die tägliche emotionale Energie bestimmt. Die Erinnerung bleibt, ihre Macht über den Alltag nimmt ab.</w:t>
+        <w:t>Weitergehen bedeutet nicht, die Erinnerung zu löschen oder das Geschehene kleinzureden. Vergessen wäre ohnehin kein realistisches Ziel, denn bedeutsame, emotional aufgeladene Erlebnisse verblassen im Gedächtnis selten vollständig. Es bedeutet, dass das Ereignis nicht länger die tägliche emotionale Energie bestimmt. Die Erinnerung bleibt, ihre Macht über den Alltag nimmt ab.</w:t>
       </w:r>
     </w:p>
     <w:p>
@@ -3268,7 +3274,7 @@
           <w:b w:val="0"/>
           <w:i w:val="0"/>
         </w:rPr>
-        <w:t>Arbeitsplatzkonflikte werden institutionell oft neutralisiert, in Formulierungen wie „kulturelle Differenzen“ oder „unterschiedliche Arbeitsstile“. Das kann es zusätzlich erschweren, die eigene Erfahrung als das zu benennen, was sie war.</w:t>
+        <w:t>Arbeitsplatzkonflikte werden institutionell oft neutralisiert, in Formulierungen wie „kulturelle Differenzen“ oder „unterschiedliche Arbeitsstile“. Das kann es zusätzlich erschweren, die eigene Erfahrung als das zu benennen, was sie war. Wenn niemand ausspricht, was wirklich passiert ist, sucht der Kopf trotzdem eine Erklärung, so wie eine Hand im Dunkeln automatisch nach der Wand tastet. Und die nächstliegende Erklärung bist dann meistens du selbst, nicht ein ganzes Unternehmen, das sich nicht zur Rede stellen lässt. Ein Satz wie „Du bist zu empfindlich“ wiegt schwerer, wenn er von oben kommt, fast wie ein Urteil, nicht wie eine blosse Meinung.</w:t>
       </w:r>
     </w:p>
     <w:p>
@@ -3351,7 +3357,7 @@
           <w:b w:val="0"/>
           <w:i w:val="0"/>
         </w:rPr>
-        <w:t>Zugehörigkeit muss nicht an Blutsverwandtschaft gebunden sein. Manche Menschen finden Sicherheit erst dann, wenn sie aufhören, sie ausschliesslich in der Herkunftsfamilie zu suchen.</w:t>
+        <w:t>Zugehörigkeit muss nicht an Blutsverwandtschaft gebunden sein. Manche Menschen finden Sicherheit erst dann, wenn sie aufhören, sie ausschliesslich in der Herkunftsfamilie zu suchen. Diese Art von Sicherheit lässt sich nicht an einem einzigen Abend beschliessen. Der Kopf testet jede neue Verbindung erst vorsichtig, so wie du eine Leiter zuerst mit einem Fuss belastest, bevor du ihr dein ganzes Gewicht anvertraust. Hält sie auch beim zweiten und dritten Mal, vertraut irgendwann auch der Rest von dir.</w:t>
       </w:r>
     </w:p>
     <w:p>
@@ -3434,7 +3440,7 @@
           <w:b w:val="0"/>
           <w:i w:val="0"/>
         </w:rPr>
-        <w:t>Die eigene Verantwortung anzuerkennen bedeutet nicht, die Verantwortung anderer kleinzureden. Beides kann gleichzeitig wahr sein, ohne dass eines das andere aufhebt.</w:t>
+        <w:t>Die eigene Verantwortung anzuerkennen bedeutet nicht, die Verantwortung anderer kleinzureden. Schuld fühlt sich im Kopf oft an wie eine Waage mit nur zwei Schalen: Sobald sich die eine senkt, muss sich die andere heben, als gäbe es nur Platz für eine einzige Wahrheit. Dabei ist es eher ein Tisch mit mehreren Stühlen: Jeder bekommt seinen eigenen Platz, ohne dass einer den anderen vom Tisch verdrängt. Beides kann gleichzeitig wahr sein, ohne dass eines das andere aufhebt.</w:t>
       </w:r>
     </w:p>
     <w:p>
@@ -3912,7 +3918,7 @@
           <w:b w:val="0"/>
           <w:i w:val="0"/>
         </w:rPr>
-        <w:t>Finanzielle Konflikte innerhalb einer Familie sind oft ein Stellvertreterschauplatz für tiefer liegende, emotionale Fragen, die nie direkt angesprochen wurden.</w:t>
+        <w:t>Finanzielle Konflikte innerhalb einer Familie sind oft ein Stellvertreterschauplatz für tiefer liegende, emotionale Fragen, die nie direkt angesprochen wurden. Über einen Betrag auf dem Papier zu streiten ist einfacher, als zu sagen: „Ich glaube, du wurdest mehr geliebt.“ Zahlen lassen sich aufschreiben, vergleichen, vor einem Mediator verhandeln. Ein altes Gefühl von Zurückweisung hat dagegen keine Zeile im Testament und keinen Betrag, den man einklagen könnte. Also sucht es sich den nächstbesten Platz, an dem es ausgesprochen werden darf, auch wenn es dort eigentlich nicht hingehört.</w:t>
       </w:r>
     </w:p>
     <w:p>
@@ -3995,7 +4001,7 @@
           <w:b w:val="0"/>
           <w:i w:val="0"/>
         </w:rPr>
-        <w:t>Körperliche Beschwerden sind real und sollten ernst genommen werden. Innere Belastung kann dabei eine Rolle spielen, muss aber nicht die Ursache sein. Deshalb gehört Unklares medizinisch abgeklärt.</w:t>
+        <w:t>Wenn du über lange Zeit angespannt bleibst, auch ohne es bewusst zu merken, vergisst der Körper manchmal, wie er sich wieder lösen soll, ähnlich wie eine Faust, die so lange geballt war, dass sie sich nicht mehr von selbst öffnet. Schultern bleiben hochgezogen, der Atem bleibt flach, lange nachdem die eigentliche Situation vorbei ist. Körperliche Beschwerden sind trotzdem real und sollten ernst genommen werden. Innere Belastung kann dabei eine Rolle spielen, muss aber nicht die Ursache sein. Deshalb gehört Unklares medizinisch abgeklärt.</w:t>
       </w:r>
     </w:p>
     <w:p>
